--- a/8th sem/BI/BIU05.docx
+++ b/8th sem/BI/BIU05.docx
@@ -20,17 +20,7 @@
           <w:sz w:val="18"/>
           <w:szCs w:val="18"/>
         </w:rPr>
-        <w:t>Impact</w:t>
-      </w:r>
-      <w:r>
-        <w:rPr>
-          <w:rFonts w:ascii="Times New Roman" w:hAnsi="Times New Roman" w:cs="Times New Roman"/>
-          <w:b/>
-          <w:bCs/>
-          <w:sz w:val="18"/>
-          <w:szCs w:val="18"/>
-        </w:rPr>
-        <w:t xml:space="preserve"> of Machine Learning in Business Intelligence (BI) (7 Marks)</w:t>
+        <w:t>Impact of Machine Learning in Business Intelligence (BI) (7 Marks)</w:t>
       </w:r>
     </w:p>
     <w:p>
@@ -518,56 +508,24 @@
           <w:sz w:val="18"/>
           <w:szCs w:val="18"/>
         </w:rPr>
-        <w:t xml:space="preserve"> relationships between variables.</w:t>
-      </w:r>
-      <w:r>
-        <w:rPr>
-          <w:rFonts w:ascii="Times New Roman" w:hAnsi="Times New Roman" w:cs="Times New Roman"/>
-          <w:sz w:val="18"/>
-          <w:szCs w:val="18"/>
-        </w:rPr>
-        <w:t xml:space="preserve"> </w:t>
-      </w:r>
-      <w:r>
-        <w:rPr>
-          <w:rFonts w:ascii="Times New Roman" w:hAnsi="Times New Roman" w:cs="Times New Roman"/>
-          <w:sz w:val="18"/>
-          <w:szCs w:val="18"/>
-        </w:rPr>
-        <w:t xml:space="preserve">Output variable is continuous. Predicts future values using historical data. </w:t>
-      </w:r>
-    </w:p>
-    <w:p>
-      <w:pPr>
-        <w:rPr>
-          <w:rFonts w:ascii="Times New Roman" w:hAnsi="Times New Roman" w:cs="Times New Roman"/>
-          <w:sz w:val="18"/>
-          <w:szCs w:val="18"/>
-        </w:rPr>
-      </w:pPr>
-      <w:r>
-        <w:rPr>
-          <w:rFonts w:ascii="Times New Roman" w:hAnsi="Times New Roman" w:cs="Times New Roman"/>
-          <w:sz w:val="18"/>
-          <w:szCs w:val="18"/>
-        </w:rPr>
-        <w:t>Establishes relationship between dependent and independent variables.</w:t>
-      </w:r>
-      <w:r>
-        <w:rPr>
-          <w:rFonts w:ascii="Times New Roman" w:hAnsi="Times New Roman" w:cs="Times New Roman"/>
-          <w:sz w:val="18"/>
-          <w:szCs w:val="18"/>
-        </w:rPr>
-        <w:t xml:space="preserve"> </w:t>
-      </w:r>
-      <w:r>
-        <w:rPr>
-          <w:rFonts w:ascii="Times New Roman" w:hAnsi="Times New Roman" w:cs="Times New Roman"/>
-          <w:sz w:val="18"/>
-          <w:szCs w:val="18"/>
-        </w:rPr>
-        <w:t xml:space="preserve">Widely used in forecasting and trend analysis. </w:t>
+        <w:t xml:space="preserve"> relationships between variables. Output variable is continuous. Predicts future values using historical data. </w:t>
+      </w:r>
+    </w:p>
+    <w:p>
+      <w:pPr>
+        <w:rPr>
+          <w:rFonts w:ascii="Times New Roman" w:hAnsi="Times New Roman" w:cs="Times New Roman"/>
+          <w:sz w:val="18"/>
+          <w:szCs w:val="18"/>
+        </w:rPr>
+      </w:pPr>
+      <w:r>
+        <w:rPr>
+          <w:rFonts w:ascii="Times New Roman" w:hAnsi="Times New Roman" w:cs="Times New Roman"/>
+          <w:sz w:val="18"/>
+          <w:szCs w:val="18"/>
+        </w:rPr>
+        <w:t xml:space="preserve">Establishes relationship between dependent and independent variables. Widely used in forecasting and trend analysis. </w:t>
       </w:r>
     </w:p>
     <w:p>
@@ -609,17 +567,18 @@
           <w:sz w:val="18"/>
           <w:szCs w:val="18"/>
         </w:rPr>
-        <w:t>1. Simple Regression</w:t>
-      </w:r>
-    </w:p>
-    <w:p>
-      <w:pPr>
-        <w:rPr>
-          <w:rFonts w:ascii="Times New Roman" w:hAnsi="Times New Roman" w:cs="Times New Roman"/>
-          <w:sz w:val="18"/>
-          <w:szCs w:val="18"/>
-        </w:rPr>
-      </w:pPr>
+        <w:t>1. Simple Regressio</w:t>
+      </w:r>
+      <w:r>
+        <w:rPr>
+          <w:rFonts w:ascii="Times New Roman" w:hAnsi="Times New Roman" w:cs="Times New Roman"/>
+          <w:b/>
+          <w:bCs/>
+          <w:sz w:val="18"/>
+          <w:szCs w:val="18"/>
+        </w:rPr>
+        <w:t xml:space="preserve">n- </w:t>
+      </w:r>
       <w:r>
         <w:rPr>
           <w:rFonts w:ascii="Times New Roman" w:hAnsi="Times New Roman" w:cs="Times New Roman"/>
@@ -649,15 +608,16 @@
         </w:rPr>
         <w:t>2. Multiple Regression</w:t>
       </w:r>
-    </w:p>
-    <w:p>
-      <w:pPr>
-        <w:rPr>
-          <w:rFonts w:ascii="Times New Roman" w:hAnsi="Times New Roman" w:cs="Times New Roman"/>
-          <w:sz w:val="18"/>
-          <w:szCs w:val="18"/>
-        </w:rPr>
-      </w:pPr>
+      <w:r>
+        <w:rPr>
+          <w:rFonts w:ascii="Times New Roman" w:hAnsi="Times New Roman" w:cs="Times New Roman"/>
+          <w:b/>
+          <w:bCs/>
+          <w:sz w:val="18"/>
+          <w:szCs w:val="18"/>
+        </w:rPr>
+        <w:t xml:space="preserve">- </w:t>
+      </w:r>
       <w:r>
         <w:rPr>
           <w:rFonts w:ascii="Times New Roman" w:hAnsi="Times New Roman" w:cs="Times New Roman"/>
@@ -665,317 +625,6 @@
           <w:szCs w:val="18"/>
         </w:rPr>
         <w:t>Uses multiple independent variables.</w:t>
-      </w:r>
-    </w:p>
-    <w:p>
-      <w:pPr>
-        <w:rPr>
-          <w:rFonts w:ascii="Times New Roman" w:hAnsi="Times New Roman" w:cs="Times New Roman"/>
-          <w:b/>
-          <w:bCs/>
-          <w:sz w:val="18"/>
-          <w:szCs w:val="18"/>
-        </w:rPr>
-      </w:pPr>
-      <w:r>
-        <w:rPr>
-          <w:rFonts w:ascii="Times New Roman" w:hAnsi="Times New Roman" w:cs="Times New Roman"/>
-          <w:b/>
-          <w:bCs/>
-          <w:sz w:val="18"/>
-          <w:szCs w:val="18"/>
-        </w:rPr>
-        <w:t>Applications</w:t>
-      </w:r>
-    </w:p>
-    <w:p>
-      <w:pPr>
-        <w:numPr>
-          <w:ilvl w:val="0"/>
-          <w:numId w:val="1"/>
-        </w:numPr>
-        <w:rPr>
-          <w:rFonts w:ascii="Times New Roman" w:hAnsi="Times New Roman" w:cs="Times New Roman"/>
-          <w:sz w:val="18"/>
-          <w:szCs w:val="18"/>
-        </w:rPr>
-      </w:pPr>
-      <w:r>
-        <w:rPr>
-          <w:rFonts w:ascii="Times New Roman" w:hAnsi="Times New Roman" w:cs="Times New Roman"/>
-          <w:sz w:val="18"/>
-          <w:szCs w:val="18"/>
-        </w:rPr>
-        <w:t xml:space="preserve">Sales prediction </w:t>
-      </w:r>
-    </w:p>
-    <w:p>
-      <w:pPr>
-        <w:numPr>
-          <w:ilvl w:val="0"/>
-          <w:numId w:val="1"/>
-        </w:numPr>
-        <w:rPr>
-          <w:rFonts w:ascii="Times New Roman" w:hAnsi="Times New Roman" w:cs="Times New Roman"/>
-          <w:sz w:val="18"/>
-          <w:szCs w:val="18"/>
-        </w:rPr>
-      </w:pPr>
-      <w:r>
-        <w:rPr>
-          <w:rFonts w:ascii="Times New Roman" w:hAnsi="Times New Roman" w:cs="Times New Roman"/>
-          <w:sz w:val="18"/>
-          <w:szCs w:val="18"/>
-        </w:rPr>
-        <w:t xml:space="preserve">House price prediction </w:t>
-      </w:r>
-    </w:p>
-    <w:p>
-      <w:pPr>
-        <w:numPr>
-          <w:ilvl w:val="0"/>
-          <w:numId w:val="1"/>
-        </w:numPr>
-        <w:rPr>
-          <w:rFonts w:ascii="Times New Roman" w:hAnsi="Times New Roman" w:cs="Times New Roman"/>
-          <w:sz w:val="18"/>
-          <w:szCs w:val="18"/>
-        </w:rPr>
-      </w:pPr>
-      <w:r>
-        <w:rPr>
-          <w:rFonts w:ascii="Times New Roman" w:hAnsi="Times New Roman" w:cs="Times New Roman"/>
-          <w:sz w:val="18"/>
-          <w:szCs w:val="18"/>
-        </w:rPr>
-        <w:t xml:space="preserve">Revenue forecasting </w:t>
-      </w:r>
-    </w:p>
-    <w:p>
-      <w:pPr>
-        <w:numPr>
-          <w:ilvl w:val="0"/>
-          <w:numId w:val="1"/>
-        </w:numPr>
-        <w:rPr>
-          <w:rFonts w:ascii="Times New Roman" w:hAnsi="Times New Roman" w:cs="Times New Roman"/>
-          <w:sz w:val="18"/>
-          <w:szCs w:val="18"/>
-        </w:rPr>
-      </w:pPr>
-      <w:r>
-        <w:rPr>
-          <w:rFonts w:ascii="Times New Roman" w:hAnsi="Times New Roman" w:cs="Times New Roman"/>
-          <w:sz w:val="18"/>
-          <w:szCs w:val="18"/>
-        </w:rPr>
-        <w:t xml:space="preserve">Stock market prediction </w:t>
-      </w:r>
-    </w:p>
-    <w:p>
-      <w:pPr>
-        <w:numPr>
-          <w:ilvl w:val="0"/>
-          <w:numId w:val="1"/>
-        </w:numPr>
-        <w:rPr>
-          <w:rFonts w:ascii="Times New Roman" w:hAnsi="Times New Roman" w:cs="Times New Roman"/>
-          <w:sz w:val="18"/>
-          <w:szCs w:val="18"/>
-        </w:rPr>
-      </w:pPr>
-      <w:r>
-        <w:rPr>
-          <w:rFonts w:ascii="Times New Roman" w:hAnsi="Times New Roman" w:cs="Times New Roman"/>
-          <w:sz w:val="18"/>
-          <w:szCs w:val="18"/>
-        </w:rPr>
-        <w:t xml:space="preserve">Demand forecasting </w:t>
-      </w:r>
-    </w:p>
-    <w:p>
-      <w:pPr>
-        <w:rPr>
-          <w:rFonts w:ascii="Times New Roman" w:hAnsi="Times New Roman" w:cs="Times New Roman"/>
-          <w:b/>
-          <w:bCs/>
-          <w:sz w:val="18"/>
-          <w:szCs w:val="18"/>
-        </w:rPr>
-      </w:pPr>
-      <w:r>
-        <w:rPr>
-          <w:rFonts w:ascii="Times New Roman" w:hAnsi="Times New Roman" w:cs="Times New Roman"/>
-          <w:b/>
-          <w:bCs/>
-          <w:sz w:val="18"/>
-          <w:szCs w:val="18"/>
-        </w:rPr>
-        <w:t>Advantages</w:t>
-      </w:r>
-    </w:p>
-    <w:p>
-      <w:pPr>
-        <w:numPr>
-          <w:ilvl w:val="0"/>
-          <w:numId w:val="2"/>
-        </w:numPr>
-        <w:rPr>
-          <w:rFonts w:ascii="Times New Roman" w:hAnsi="Times New Roman" w:cs="Times New Roman"/>
-          <w:sz w:val="18"/>
-          <w:szCs w:val="18"/>
-        </w:rPr>
-      </w:pPr>
-      <w:r>
-        <w:rPr>
-          <w:rFonts w:ascii="Times New Roman" w:hAnsi="Times New Roman" w:cs="Times New Roman"/>
-          <w:sz w:val="18"/>
-          <w:szCs w:val="18"/>
-        </w:rPr>
-        <w:t xml:space="preserve">Easy to understand. </w:t>
-      </w:r>
-    </w:p>
-    <w:p>
-      <w:pPr>
-        <w:numPr>
-          <w:ilvl w:val="0"/>
-          <w:numId w:val="2"/>
-        </w:numPr>
-        <w:rPr>
-          <w:rFonts w:ascii="Times New Roman" w:hAnsi="Times New Roman" w:cs="Times New Roman"/>
-          <w:sz w:val="18"/>
-          <w:szCs w:val="18"/>
-        </w:rPr>
-      </w:pPr>
-      <w:r>
-        <w:rPr>
-          <w:rFonts w:ascii="Times New Roman" w:hAnsi="Times New Roman" w:cs="Times New Roman"/>
-          <w:sz w:val="18"/>
-          <w:szCs w:val="18"/>
-        </w:rPr>
-        <w:t xml:space="preserve">Useful for prediction. </w:t>
-      </w:r>
-    </w:p>
-    <w:p>
-      <w:pPr>
-        <w:numPr>
-          <w:ilvl w:val="0"/>
-          <w:numId w:val="2"/>
-        </w:numPr>
-        <w:rPr>
-          <w:rFonts w:ascii="Times New Roman" w:hAnsi="Times New Roman" w:cs="Times New Roman"/>
-          <w:sz w:val="18"/>
-          <w:szCs w:val="18"/>
-        </w:rPr>
-      </w:pPr>
-      <w:r>
-        <w:rPr>
-          <w:rFonts w:ascii="Times New Roman" w:hAnsi="Times New Roman" w:cs="Times New Roman"/>
-          <w:sz w:val="18"/>
-          <w:szCs w:val="18"/>
-        </w:rPr>
-        <w:t xml:space="preserve">Helps identify trends. </w:t>
-      </w:r>
-    </w:p>
-    <w:p>
-      <w:pPr>
-        <w:rPr>
-          <w:rFonts w:ascii="Times New Roman" w:hAnsi="Times New Roman" w:cs="Times New Roman"/>
-          <w:b/>
-          <w:bCs/>
-          <w:sz w:val="18"/>
-          <w:szCs w:val="18"/>
-        </w:rPr>
-      </w:pPr>
-      <w:r>
-        <w:rPr>
-          <w:rFonts w:ascii="Times New Roman" w:hAnsi="Times New Roman" w:cs="Times New Roman"/>
-          <w:b/>
-          <w:bCs/>
-          <w:sz w:val="18"/>
-          <w:szCs w:val="18"/>
-        </w:rPr>
-        <w:t>Limitations</w:t>
-      </w:r>
-    </w:p>
-    <w:p>
-      <w:pPr>
-        <w:numPr>
-          <w:ilvl w:val="0"/>
-          <w:numId w:val="3"/>
-        </w:numPr>
-        <w:rPr>
-          <w:rFonts w:ascii="Times New Roman" w:hAnsi="Times New Roman" w:cs="Times New Roman"/>
-          <w:sz w:val="18"/>
-          <w:szCs w:val="18"/>
-        </w:rPr>
-      </w:pPr>
-      <w:r>
-        <w:rPr>
-          <w:rFonts w:ascii="Times New Roman" w:hAnsi="Times New Roman" w:cs="Times New Roman"/>
-          <w:sz w:val="18"/>
-          <w:szCs w:val="18"/>
-        </w:rPr>
-        <w:t xml:space="preserve">Sensitive to outliers. </w:t>
-      </w:r>
-    </w:p>
-    <w:p>
-      <w:pPr>
-        <w:numPr>
-          <w:ilvl w:val="0"/>
-          <w:numId w:val="3"/>
-        </w:numPr>
-        <w:rPr>
-          <w:rFonts w:ascii="Times New Roman" w:hAnsi="Times New Roman" w:cs="Times New Roman"/>
-          <w:sz w:val="18"/>
-          <w:szCs w:val="18"/>
-        </w:rPr>
-      </w:pPr>
-      <w:r>
-        <w:rPr>
-          <w:rFonts w:ascii="Times New Roman" w:hAnsi="Times New Roman" w:cs="Times New Roman"/>
-          <w:sz w:val="18"/>
-          <w:szCs w:val="18"/>
-        </w:rPr>
-        <w:t xml:space="preserve">Assumes relationship exists between variables. </w:t>
-      </w:r>
-    </w:p>
-    <w:p>
-      <w:pPr>
-        <w:rPr>
-          <w:rFonts w:ascii="Times New Roman" w:hAnsi="Times New Roman" w:cs="Times New Roman"/>
-          <w:b/>
-          <w:bCs/>
-          <w:sz w:val="18"/>
-          <w:szCs w:val="18"/>
-        </w:rPr>
-      </w:pPr>
-      <w:r>
-        <w:rPr>
-          <w:rFonts w:ascii="Times New Roman" w:hAnsi="Times New Roman" w:cs="Times New Roman"/>
-          <w:b/>
-          <w:bCs/>
-          <w:sz w:val="18"/>
-          <w:szCs w:val="18"/>
-        </w:rPr>
-        <w:t>Example</w:t>
-      </w:r>
-    </w:p>
-    <w:p>
-      <w:pPr>
-        <w:rPr>
-          <w:rFonts w:ascii="Times New Roman" w:hAnsi="Times New Roman" w:cs="Times New Roman"/>
-          <w:sz w:val="18"/>
-          <w:szCs w:val="18"/>
-        </w:rPr>
-      </w:pPr>
-      <w:r>
-        <w:rPr>
-          <w:rFonts w:ascii="Times New Roman" w:hAnsi="Times New Roman" w:cs="Times New Roman"/>
-          <w:sz w:val="18"/>
-          <w:szCs w:val="18"/>
-        </w:rPr>
-        <w:t>Predicting house prices using area and location.</w:t>
       </w:r>
     </w:p>
     <w:p>
@@ -1308,64 +957,6 @@
           <w:sz w:val="18"/>
           <w:szCs w:val="18"/>
         </w:rPr>
-        <w:t>4. R-Squared (R²)</w:t>
-      </w:r>
-    </w:p>
-    <w:p>
-      <w:pPr>
-        <w:rPr>
-          <w:rFonts w:ascii="Times New Roman" w:hAnsi="Times New Roman" w:cs="Times New Roman"/>
-          <w:sz w:val="18"/>
-          <w:szCs w:val="18"/>
-        </w:rPr>
-      </w:pPr>
-      <w:r>
-        <w:rPr>
-          <w:rFonts w:ascii="Times New Roman" w:hAnsi="Times New Roman" w:cs="Times New Roman"/>
-          <w:sz w:val="18"/>
-          <w:szCs w:val="18"/>
-        </w:rPr>
-        <w:t>Measures how much variation in data is explained by the model.</w:t>
-      </w:r>
-    </w:p>
-    <w:p>
-      <w:pPr>
-        <w:rPr>
-          <w:rFonts w:ascii="Times New Roman" w:hAnsi="Times New Roman" w:cs="Times New Roman"/>
-          <w:sz w:val="18"/>
-          <w:szCs w:val="18"/>
-        </w:rPr>
-      </w:pPr>
-      <w:r>
-        <w:rPr>
-          <w:rFonts w:ascii="Times New Roman" w:hAnsi="Times New Roman" w:cs="Times New Roman"/>
-          <w:b/>
-          <w:bCs/>
-          <w:sz w:val="18"/>
-          <w:szCs w:val="18"/>
-        </w:rPr>
-        <w:lastRenderedPageBreak/>
-        <w:t>Higher R² = Better Model</w:t>
-      </w:r>
-    </w:p>
-    <w:p>
-      <w:pPr>
-        <w:rPr>
-          <w:rFonts w:ascii="Times New Roman" w:hAnsi="Times New Roman" w:cs="Times New Roman"/>
-          <w:b/>
-          <w:bCs/>
-          <w:sz w:val="18"/>
-          <w:szCs w:val="18"/>
-        </w:rPr>
-      </w:pPr>
-      <w:r>
-        <w:rPr>
-          <w:rFonts w:ascii="Times New Roman" w:hAnsi="Times New Roman" w:cs="Times New Roman"/>
-          <w:b/>
-          <w:bCs/>
-          <w:sz w:val="18"/>
-          <w:szCs w:val="18"/>
-        </w:rPr>
         <w:t>Advantages</w:t>
       </w:r>
     </w:p>
@@ -1467,17 +1058,7 @@
           <w:sz w:val="18"/>
           <w:szCs w:val="18"/>
         </w:rPr>
-        <w:t>Mathematical Mode</w:t>
-      </w:r>
-      <w:r>
-        <w:rPr>
-          <w:rFonts w:ascii="Times New Roman" w:hAnsi="Times New Roman" w:cs="Times New Roman"/>
-          <w:b/>
-          <w:bCs/>
-          <w:sz w:val="18"/>
-          <w:szCs w:val="18"/>
-        </w:rPr>
-        <w:t xml:space="preserve">l: </w:t>
+        <w:t xml:space="preserve">Mathematical Model: </w:t>
       </w:r>
       <m:oMath>
         <m:r>
@@ -1672,15 +1253,16 @@
         </w:rPr>
         <w:t>Step 1</w:t>
       </w:r>
-    </w:p>
-    <w:p>
-      <w:pPr>
-        <w:rPr>
-          <w:rFonts w:ascii="Times New Roman" w:hAnsi="Times New Roman" w:cs="Times New Roman"/>
-          <w:sz w:val="18"/>
-          <w:szCs w:val="18"/>
-        </w:rPr>
-      </w:pPr>
+      <w:r>
+        <w:rPr>
+          <w:rFonts w:ascii="Times New Roman" w:hAnsi="Times New Roman" w:cs="Times New Roman"/>
+          <w:b/>
+          <w:bCs/>
+          <w:sz w:val="18"/>
+          <w:szCs w:val="18"/>
+        </w:rPr>
+        <w:t xml:space="preserve">- </w:t>
+      </w:r>
       <w:r>
         <w:rPr>
           <w:rFonts w:ascii="Times New Roman" w:hAnsi="Times New Roman" w:cs="Times New Roman"/>
@@ -1710,15 +1292,16 @@
         </w:rPr>
         <w:t>Step 2</w:t>
       </w:r>
-    </w:p>
-    <w:p>
-      <w:pPr>
-        <w:rPr>
-          <w:rFonts w:ascii="Times New Roman" w:hAnsi="Times New Roman" w:cs="Times New Roman"/>
-          <w:sz w:val="18"/>
-          <w:szCs w:val="18"/>
-        </w:rPr>
-      </w:pPr>
+      <w:r>
+        <w:rPr>
+          <w:rFonts w:ascii="Times New Roman" w:hAnsi="Times New Roman" w:cs="Times New Roman"/>
+          <w:b/>
+          <w:bCs/>
+          <w:sz w:val="18"/>
+          <w:szCs w:val="18"/>
+        </w:rPr>
+        <w:t xml:space="preserve">- </w:t>
+      </w:r>
       <w:r>
         <w:rPr>
           <w:rFonts w:ascii="Times New Roman" w:hAnsi="Times New Roman" w:cs="Times New Roman"/>
@@ -1748,15 +1331,16 @@
         </w:rPr>
         <w:t>Step 3</w:t>
       </w:r>
-    </w:p>
-    <w:p>
-      <w:pPr>
-        <w:rPr>
-          <w:rFonts w:ascii="Times New Roman" w:hAnsi="Times New Roman" w:cs="Times New Roman"/>
-          <w:sz w:val="18"/>
-          <w:szCs w:val="18"/>
-        </w:rPr>
-      </w:pPr>
+      <w:r>
+        <w:rPr>
+          <w:rFonts w:ascii="Times New Roman" w:hAnsi="Times New Roman" w:cs="Times New Roman"/>
+          <w:b/>
+          <w:bCs/>
+          <w:sz w:val="18"/>
+          <w:szCs w:val="18"/>
+        </w:rPr>
+        <w:t xml:space="preserve">- </w:t>
+      </w:r>
       <w:r>
         <w:rPr>
           <w:rFonts w:ascii="Times New Roman" w:hAnsi="Times New Roman" w:cs="Times New Roman"/>
@@ -1786,15 +1370,16 @@
         </w:rPr>
         <w:t>Step 4</w:t>
       </w:r>
-    </w:p>
-    <w:p>
-      <w:pPr>
-        <w:rPr>
-          <w:rFonts w:ascii="Times New Roman" w:hAnsi="Times New Roman" w:cs="Times New Roman"/>
-          <w:sz w:val="18"/>
-          <w:szCs w:val="18"/>
-        </w:rPr>
-      </w:pPr>
+      <w:r>
+        <w:rPr>
+          <w:rFonts w:ascii="Times New Roman" w:hAnsi="Times New Roman" w:cs="Times New Roman"/>
+          <w:b/>
+          <w:bCs/>
+          <w:sz w:val="18"/>
+          <w:szCs w:val="18"/>
+        </w:rPr>
+        <w:t xml:space="preserve">- </w:t>
+      </w:r>
       <w:r>
         <w:rPr>
           <w:rFonts w:ascii="Times New Roman" w:hAnsi="Times New Roman" w:cs="Times New Roman"/>
@@ -1843,6 +1428,7 @@
           <w:sz w:val="18"/>
           <w:szCs w:val="18"/>
         </w:rPr>
+        <w:lastRenderedPageBreak/>
         <w:t xml:space="preserve">Simple and easy to implement. </w:t>
       </w:r>
     </w:p>
@@ -2425,27 +2011,6 @@
     </w:p>
     <w:p>
       <w:pPr>
-        <w:rPr>
-          <w:rFonts w:ascii="Times New Roman" w:hAnsi="Times New Roman" w:cs="Times New Roman"/>
-          <w:b/>
-          <w:bCs/>
-          <w:sz w:val="18"/>
-          <w:szCs w:val="18"/>
-        </w:rPr>
-      </w:pPr>
-      <w:r>
-        <w:rPr>
-          <w:rFonts w:ascii="Times New Roman" w:hAnsi="Times New Roman" w:cs="Times New Roman"/>
-          <w:b/>
-          <w:bCs/>
-          <w:sz w:val="18"/>
-          <w:szCs w:val="18"/>
-        </w:rPr>
-        <w:t>Applications</w:t>
-      </w:r>
-    </w:p>
-    <w:p>
-      <w:pPr>
         <w:numPr>
           <w:ilvl w:val="0"/>
           <w:numId w:val="13"/>
@@ -2462,90 +2027,6 @@
           <w:sz w:val="18"/>
           <w:szCs w:val="18"/>
         </w:rPr>
-        <w:t xml:space="preserve">Email spam filtering </w:t>
-      </w:r>
-    </w:p>
-    <w:p>
-      <w:pPr>
-        <w:numPr>
-          <w:ilvl w:val="0"/>
-          <w:numId w:val="13"/>
-        </w:numPr>
-        <w:rPr>
-          <w:rFonts w:ascii="Times New Roman" w:hAnsi="Times New Roman" w:cs="Times New Roman"/>
-          <w:sz w:val="18"/>
-          <w:szCs w:val="18"/>
-        </w:rPr>
-      </w:pPr>
-      <w:r>
-        <w:rPr>
-          <w:rFonts w:ascii="Times New Roman" w:hAnsi="Times New Roman" w:cs="Times New Roman"/>
-          <w:sz w:val="18"/>
-          <w:szCs w:val="18"/>
-        </w:rPr>
-        <w:t xml:space="preserve">Customer churn prediction </w:t>
-      </w:r>
-    </w:p>
-    <w:p>
-      <w:pPr>
-        <w:numPr>
-          <w:ilvl w:val="0"/>
-          <w:numId w:val="13"/>
-        </w:numPr>
-        <w:rPr>
-          <w:rFonts w:ascii="Times New Roman" w:hAnsi="Times New Roman" w:cs="Times New Roman"/>
-          <w:sz w:val="18"/>
-          <w:szCs w:val="18"/>
-        </w:rPr>
-      </w:pPr>
-      <w:r>
-        <w:rPr>
-          <w:rFonts w:ascii="Times New Roman" w:hAnsi="Times New Roman" w:cs="Times New Roman"/>
-          <w:sz w:val="18"/>
-          <w:szCs w:val="18"/>
-        </w:rPr>
-        <w:t xml:space="preserve">Fraud detection </w:t>
-      </w:r>
-    </w:p>
-    <w:p>
-      <w:pPr>
-        <w:numPr>
-          <w:ilvl w:val="0"/>
-          <w:numId w:val="13"/>
-        </w:numPr>
-        <w:rPr>
-          <w:rFonts w:ascii="Times New Roman" w:hAnsi="Times New Roman" w:cs="Times New Roman"/>
-          <w:sz w:val="18"/>
-          <w:szCs w:val="18"/>
-        </w:rPr>
-      </w:pPr>
-      <w:r>
-        <w:rPr>
-          <w:rFonts w:ascii="Times New Roman" w:hAnsi="Times New Roman" w:cs="Times New Roman"/>
-          <w:sz w:val="18"/>
-          <w:szCs w:val="18"/>
-        </w:rPr>
-        <w:t xml:space="preserve">Medical diagnosis </w:t>
-      </w:r>
-    </w:p>
-    <w:p>
-      <w:pPr>
-        <w:numPr>
-          <w:ilvl w:val="0"/>
-          <w:numId w:val="13"/>
-        </w:numPr>
-        <w:rPr>
-          <w:rFonts w:ascii="Times New Roman" w:hAnsi="Times New Roman" w:cs="Times New Roman"/>
-          <w:sz w:val="18"/>
-          <w:szCs w:val="18"/>
-        </w:rPr>
-      </w:pPr>
-      <w:r>
-        <w:rPr>
-          <w:rFonts w:ascii="Times New Roman" w:hAnsi="Times New Roman" w:cs="Times New Roman"/>
-          <w:sz w:val="18"/>
-          <w:szCs w:val="18"/>
-        </w:rPr>
         <w:t xml:space="preserve">Sentiment analysis </w:t>
       </w:r>
     </w:p>
@@ -2770,16 +2251,7 @@
           <w:sz w:val="18"/>
           <w:szCs w:val="18"/>
         </w:rPr>
-        <w:t xml:space="preserve">Evaluation of Classification Models is the process of measuring how accurately and effectively a classification model predicts class labels for unseen data. It helps determine whether the model can correctly classify </w:t>
-      </w:r>
-      <w:r>
-        <w:rPr>
-          <w:rFonts w:ascii="Times New Roman" w:hAnsi="Times New Roman" w:cs="Times New Roman"/>
-          <w:sz w:val="18"/>
-          <w:szCs w:val="18"/>
-        </w:rPr>
-        <w:lastRenderedPageBreak/>
-        <w:t>observations into predefined categories and assess its overall performance.</w:t>
+        <w:t>Evaluation of Classification Models is the process of measuring how accurately and effectively a classification model predicts class labels for unseen data. It helps determine whether the model can correctly classify observations into predefined categories and assess its overall performance.</w:t>
       </w:r>
     </w:p>
     <w:p>
@@ -3206,10 +2678,6 @@
     </w:p>
     <w:p>
       <w:pPr>
-        <w:numPr>
-          <w:ilvl w:val="0"/>
-          <w:numId w:val="17"/>
-        </w:numPr>
         <w:rPr>
           <w:rFonts w:ascii="Times New Roman" w:hAnsi="Times New Roman" w:cs="Times New Roman"/>
           <w:sz w:val="18"/>
@@ -3237,10 +2705,6 @@
     </w:p>
     <w:p>
       <w:pPr>
-        <w:numPr>
-          <w:ilvl w:val="0"/>
-          <w:numId w:val="17"/>
-        </w:numPr>
         <w:rPr>
           <w:rFonts w:ascii="Times New Roman" w:hAnsi="Times New Roman" w:cs="Times New Roman"/>
           <w:sz w:val="18"/>
@@ -3268,10 +2732,6 @@
     </w:p>
     <w:p>
       <w:pPr>
-        <w:numPr>
-          <w:ilvl w:val="0"/>
-          <w:numId w:val="17"/>
-        </w:numPr>
         <w:rPr>
           <w:rFonts w:ascii="Times New Roman" w:hAnsi="Times New Roman" w:cs="Times New Roman"/>
           <w:sz w:val="18"/>
@@ -3299,33 +2759,79 @@
     </w:p>
     <w:p>
       <w:pPr>
-        <w:numPr>
-          <w:ilvl w:val="0"/>
-          <w:numId w:val="17"/>
-        </w:numPr>
-        <w:rPr>
-          <w:rFonts w:ascii="Times New Roman" w:hAnsi="Times New Roman" w:cs="Times New Roman"/>
-          <w:sz w:val="18"/>
-          <w:szCs w:val="18"/>
-        </w:rPr>
-      </w:pPr>
-      <w:r>
-        <w:rPr>
-          <w:rFonts w:ascii="Times New Roman" w:hAnsi="Times New Roman" w:cs="Times New Roman"/>
-          <w:b/>
-          <w:bCs/>
-          <w:sz w:val="18"/>
-          <w:szCs w:val="18"/>
-        </w:rPr>
-        <w:t>FN (False Negative):</w:t>
-      </w:r>
-      <w:r>
-        <w:rPr>
-          <w:rFonts w:ascii="Times New Roman" w:hAnsi="Times New Roman" w:cs="Times New Roman"/>
-          <w:sz w:val="18"/>
-          <w:szCs w:val="18"/>
-        </w:rPr>
-        <w:t xml:space="preserve"> Incorrectly predicted negative cases.</w:t>
+        <w:rPr>
+          <w:rFonts w:ascii="Times New Roman" w:hAnsi="Times New Roman" w:cs="Times New Roman"/>
+          <w:sz w:val="18"/>
+          <w:szCs w:val="18"/>
+        </w:rPr>
+      </w:pPr>
+      <w:proofErr w:type="gramStart"/>
+      <w:r>
+        <w:rPr>
+          <w:rFonts w:ascii="Times New Roman" w:hAnsi="Times New Roman" w:cs="Times New Roman"/>
+          <w:b/>
+          <w:bCs/>
+          <w:sz w:val="18"/>
+          <w:szCs w:val="18"/>
+        </w:rPr>
+        <w:t>FN(</w:t>
+      </w:r>
+      <w:proofErr w:type="gramEnd"/>
+      <w:r>
+        <w:rPr>
+          <w:rFonts w:ascii="Times New Roman" w:hAnsi="Times New Roman" w:cs="Times New Roman"/>
+          <w:b/>
+          <w:bCs/>
+          <w:sz w:val="18"/>
+          <w:szCs w:val="18"/>
+        </w:rPr>
+        <w:t>False Negative</w:t>
+      </w:r>
+      <w:proofErr w:type="gramStart"/>
+      <w:r>
+        <w:rPr>
+          <w:rFonts w:ascii="Times New Roman" w:hAnsi="Times New Roman" w:cs="Times New Roman"/>
+          <w:b/>
+          <w:bCs/>
+          <w:sz w:val="18"/>
+          <w:szCs w:val="18"/>
+        </w:rPr>
+        <w:t>):</w:t>
+      </w:r>
+      <w:r>
+        <w:rPr>
+          <w:rFonts w:ascii="Times New Roman" w:hAnsi="Times New Roman" w:cs="Times New Roman"/>
+          <w:sz w:val="18"/>
+          <w:szCs w:val="18"/>
+        </w:rPr>
+        <w:t>Incorrectly</w:t>
+      </w:r>
+      <w:proofErr w:type="gramEnd"/>
+      <w:r>
+        <w:rPr>
+          <w:rFonts w:ascii="Times New Roman" w:hAnsi="Times New Roman" w:cs="Times New Roman"/>
+          <w:sz w:val="18"/>
+          <w:szCs w:val="18"/>
+        </w:rPr>
+        <w:t xml:space="preserve"> predicted </w:t>
+      </w:r>
+      <w:proofErr w:type="spellStart"/>
+      <w:r>
+        <w:rPr>
+          <w:rFonts w:ascii="Times New Roman" w:hAnsi="Times New Roman" w:cs="Times New Roman"/>
+          <w:sz w:val="18"/>
+          <w:szCs w:val="18"/>
+        </w:rPr>
+        <w:t>negativecases</w:t>
+      </w:r>
+      <w:proofErr w:type="spellEnd"/>
+      <w:r>
+        <w:rPr>
+          <w:rFonts w:ascii="Times New Roman" w:hAnsi="Times New Roman" w:cs="Times New Roman"/>
+          <w:sz w:val="18"/>
+          <w:szCs w:val="18"/>
+        </w:rPr>
+        <w:t>.</w:t>
       </w:r>
     </w:p>
     <w:p>
@@ -3366,6 +2872,26 @@
           <w:szCs w:val="18"/>
         </w:rPr>
         <w:t>1. Accuracy</w:t>
+      </w:r>
+      <w:r>
+        <w:rPr>
+          <w:rFonts w:ascii="Times New Roman" w:hAnsi="Times New Roman" w:cs="Times New Roman"/>
+          <w:b/>
+          <w:bCs/>
+          <w:sz w:val="18"/>
+          <w:szCs w:val="18"/>
+        </w:rPr>
+        <w:t xml:space="preserve"> </w:t>
+      </w:r>
+      <w:r>
+        <w:rPr>
+          <w:rFonts w:ascii="Times New Roman" w:hAnsi="Times New Roman" w:cs="Times New Roman"/>
+          <w:b/>
+          <w:bCs/>
+          <w:sz w:val="18"/>
+          <w:szCs w:val="18"/>
+        </w:rPr>
+        <w:t>= (TP + TN) / (TP + TN + FP + FN)</w:t>
       </w:r>
     </w:p>
     <w:p>
@@ -3407,7 +2933,23 @@
           <w:sz w:val="18"/>
           <w:szCs w:val="18"/>
         </w:rPr>
-        <w:t xml:space="preserve">Higher accuracy indicates better performance. </w:t>
+        <w:t>Higher accuracy indicates bet</w:t>
+      </w:r>
+      <w:r>
+        <w:rPr>
+          <w:rFonts w:ascii="Times New Roman" w:hAnsi="Times New Roman" w:cs="Times New Roman"/>
+          <w:sz w:val="18"/>
+          <w:szCs w:val="18"/>
+        </w:rPr>
+        <w:tab/>
+      </w:r>
+      <w:r>
+        <w:rPr>
+          <w:rFonts w:ascii="Times New Roman" w:hAnsi="Times New Roman" w:cs="Times New Roman"/>
+          <w:sz w:val="18"/>
+          <w:szCs w:val="18"/>
+        </w:rPr>
+        <w:t xml:space="preserve">ter performance. </w:t>
       </w:r>
     </w:p>
     <w:p>
@@ -3428,6 +2970,26 @@
         </w:rPr>
         <w:t>2. Precision</w:t>
       </w:r>
+      <w:r>
+        <w:rPr>
+          <w:rFonts w:ascii="Times New Roman" w:hAnsi="Times New Roman" w:cs="Times New Roman"/>
+          <w:b/>
+          <w:bCs/>
+          <w:sz w:val="18"/>
+          <w:szCs w:val="18"/>
+        </w:rPr>
+        <w:t xml:space="preserve"> = </w:t>
+      </w:r>
+      <w:r>
+        <w:rPr>
+          <w:rFonts w:ascii="Times New Roman" w:hAnsi="Times New Roman" w:cs="Times New Roman"/>
+          <w:b/>
+          <w:bCs/>
+          <w:sz w:val="18"/>
+          <w:szCs w:val="18"/>
+        </w:rPr>
+        <w:t>= TP / (TP + FP)</w:t>
+      </w:r>
     </w:p>
     <w:p>
       <w:pPr>
@@ -3481,6 +3043,26 @@
         </w:rPr>
         <w:t>3. Recall (Sensitivity)</w:t>
       </w:r>
+      <w:r>
+        <w:rPr>
+          <w:rFonts w:ascii="Times New Roman" w:hAnsi="Times New Roman" w:cs="Times New Roman"/>
+          <w:b/>
+          <w:bCs/>
+          <w:sz w:val="18"/>
+          <w:szCs w:val="18"/>
+        </w:rPr>
+        <w:t xml:space="preserve"> = </w:t>
+      </w:r>
+      <w:r>
+        <w:rPr>
+          <w:rFonts w:ascii="Times New Roman" w:hAnsi="Times New Roman" w:cs="Times New Roman"/>
+          <w:b/>
+          <w:bCs/>
+          <w:sz w:val="18"/>
+          <w:szCs w:val="18"/>
+        </w:rPr>
+        <w:t>TP / (TP + FN)</w:t>
+      </w:r>
     </w:p>
     <w:p>
       <w:pPr>
@@ -3519,20 +3101,50 @@
     <w:p>
       <w:pPr>
         <w:rPr>
-          <w:rFonts w:ascii="Times New Roman" w:hAnsi="Times New Roman" w:cs="Times New Roman"/>
-          <w:sz w:val="18"/>
-          <w:szCs w:val="18"/>
-        </w:rPr>
-      </w:pPr>
-      <w:r>
-        <w:rPr>
-          <w:rFonts w:ascii="Times New Roman" w:hAnsi="Times New Roman" w:cs="Times New Roman"/>
-          <w:b/>
-          <w:bCs/>
-          <w:sz w:val="18"/>
-          <w:szCs w:val="18"/>
-        </w:rPr>
+          <w:b/>
+          <w:bCs/>
+          <w:sz w:val="18"/>
+          <w:szCs w:val="18"/>
+        </w:rPr>
+      </w:pPr>
+      <w:r>
+        <w:rPr>
+          <w:rFonts w:ascii="Times New Roman" w:hAnsi="Times New Roman" w:cs="Times New Roman"/>
+          <w:b/>
+          <w:bCs/>
+          <w:sz w:val="18"/>
+          <w:szCs w:val="18"/>
+        </w:rPr>
+        <w:lastRenderedPageBreak/>
         <w:t>4. F1-Score</w:t>
+      </w:r>
+      <w:r>
+        <w:rPr>
+          <w:rFonts w:ascii="Times New Roman" w:hAnsi="Times New Roman" w:cs="Times New Roman"/>
+          <w:b/>
+          <w:bCs/>
+          <w:sz w:val="18"/>
+          <w:szCs w:val="18"/>
+        </w:rPr>
+        <w:t>=</w:t>
+      </w:r>
+      <w:r>
+        <w:rPr>
+          <w:rFonts w:ascii="Times New Roman" w:eastAsia="Times New Roman" w:hAnsi="Times New Roman" w:cs="Times New Roman"/>
+          <w:kern w:val="0"/>
+          <w:sz w:val="24"/>
+          <w:szCs w:val="24"/>
+          <w:lang w:eastAsia="en-IN"/>
+          <w14:ligatures w14:val="none"/>
+        </w:rPr>
+        <w:t xml:space="preserve"> </w:t>
+      </w:r>
+      <w:r>
+        <w:rPr>
+          <w:sz w:val="18"/>
+          <w:szCs w:val="18"/>
+        </w:rPr>
+        <w:t>2 × (Precision × Recall) / (Precision + Recall)</w:t>
       </w:r>
     </w:p>
     <w:p>
@@ -3715,69 +3327,6 @@
           <w:sz w:val="18"/>
           <w:szCs w:val="18"/>
         </w:rPr>
-        <w:t>Limitations</w:t>
-      </w:r>
-    </w:p>
-    <w:p>
-      <w:pPr>
-        <w:numPr>
-          <w:ilvl w:val="0"/>
-          <w:numId w:val="21"/>
-        </w:numPr>
-        <w:rPr>
-          <w:rFonts w:ascii="Times New Roman" w:hAnsi="Times New Roman" w:cs="Times New Roman"/>
-          <w:sz w:val="18"/>
-          <w:szCs w:val="18"/>
-        </w:rPr>
-      </w:pPr>
-      <w:r>
-        <w:rPr>
-          <w:rFonts w:ascii="Times New Roman" w:hAnsi="Times New Roman" w:cs="Times New Roman"/>
-          <w:sz w:val="18"/>
-          <w:szCs w:val="18"/>
-        </w:rPr>
-        <w:t xml:space="preserve">Accuracy alone can be misleading for imbalanced datasets. </w:t>
-      </w:r>
-    </w:p>
-    <w:p>
-      <w:pPr>
-        <w:numPr>
-          <w:ilvl w:val="0"/>
-          <w:numId w:val="21"/>
-        </w:numPr>
-        <w:rPr>
-          <w:rFonts w:ascii="Times New Roman" w:hAnsi="Times New Roman" w:cs="Times New Roman"/>
-          <w:sz w:val="18"/>
-          <w:szCs w:val="18"/>
-        </w:rPr>
-      </w:pPr>
-      <w:r>
-        <w:rPr>
-          <w:rFonts w:ascii="Times New Roman" w:hAnsi="Times New Roman" w:cs="Times New Roman"/>
-          <w:sz w:val="18"/>
-          <w:szCs w:val="18"/>
-        </w:rPr>
-        <w:t xml:space="preserve">Multiple metrics are often required for proper evaluation. </w:t>
-      </w:r>
-    </w:p>
-    <w:p>
-      <w:pPr>
-        <w:rPr>
-          <w:rFonts w:ascii="Times New Roman" w:hAnsi="Times New Roman" w:cs="Times New Roman"/>
-          <w:b/>
-          <w:bCs/>
-          <w:sz w:val="18"/>
-          <w:szCs w:val="18"/>
-        </w:rPr>
-      </w:pPr>
-      <w:r>
-        <w:rPr>
-          <w:rFonts w:ascii="Times New Roman" w:hAnsi="Times New Roman" w:cs="Times New Roman"/>
-          <w:b/>
-          <w:bCs/>
-          <w:sz w:val="18"/>
-          <w:szCs w:val="18"/>
-        </w:rPr>
         <w:t>1. Bayesian Methods (9 Marks)</w:t>
       </w:r>
     </w:p>
@@ -3834,17 +3383,7 @@
           <w:sz w:val="18"/>
           <w:szCs w:val="18"/>
         </w:rPr>
-        <w:t>Bayes' Theorem</w:t>
-      </w:r>
-      <w:r>
-        <w:rPr>
-          <w:rFonts w:ascii="Times New Roman" w:hAnsi="Times New Roman" w:cs="Times New Roman"/>
-          <w:b/>
-          <w:bCs/>
-          <w:sz w:val="18"/>
-          <w:szCs w:val="18"/>
-        </w:rPr>
-        <w:t xml:space="preserve">: </w:t>
+        <w:t xml:space="preserve">Bayes' Theorem: </w:t>
       </w:r>
       <m:oMath>
         <m:r>
@@ -4215,15 +3754,16 @@
         </w:rPr>
         <w:t>1. Naive Bayes</w:t>
       </w:r>
-    </w:p>
-    <w:p>
-      <w:pPr>
-        <w:rPr>
-          <w:rFonts w:ascii="Times New Roman" w:hAnsi="Times New Roman" w:cs="Times New Roman"/>
-          <w:sz w:val="18"/>
-          <w:szCs w:val="18"/>
-        </w:rPr>
-      </w:pPr>
+      <w:r>
+        <w:rPr>
+          <w:rFonts w:ascii="Times New Roman" w:hAnsi="Times New Roman" w:cs="Times New Roman"/>
+          <w:b/>
+          <w:bCs/>
+          <w:sz w:val="18"/>
+          <w:szCs w:val="18"/>
+        </w:rPr>
+        <w:t xml:space="preserve">- </w:t>
+      </w:r>
       <w:r>
         <w:rPr>
           <w:rFonts w:ascii="Times New Roman" w:hAnsi="Times New Roman" w:cs="Times New Roman"/>
@@ -4253,15 +3793,16 @@
         </w:rPr>
         <w:t>2. Bayesian Networks</w:t>
       </w:r>
-    </w:p>
-    <w:p>
-      <w:pPr>
-        <w:rPr>
-          <w:rFonts w:ascii="Times New Roman" w:hAnsi="Times New Roman" w:cs="Times New Roman"/>
-          <w:sz w:val="18"/>
-          <w:szCs w:val="18"/>
-        </w:rPr>
-      </w:pPr>
+      <w:r>
+        <w:rPr>
+          <w:rFonts w:ascii="Times New Roman" w:hAnsi="Times New Roman" w:cs="Times New Roman"/>
+          <w:b/>
+          <w:bCs/>
+          <w:sz w:val="18"/>
+          <w:szCs w:val="18"/>
+        </w:rPr>
+        <w:t xml:space="preserve">- </w:t>
+      </w:r>
       <w:r>
         <w:rPr>
           <w:rFonts w:ascii="Times New Roman" w:hAnsi="Times New Roman" w:cs="Times New Roman"/>
@@ -4442,7 +3983,6 @@
           <w:sz w:val="18"/>
           <w:szCs w:val="18"/>
         </w:rPr>
-        <w:lastRenderedPageBreak/>
         <w:t>Step 4: Apply Bayes' Theorem</w:t>
       </w:r>
     </w:p>
@@ -4662,69 +4202,6 @@
           <w:sz w:val="18"/>
           <w:szCs w:val="18"/>
         </w:rPr>
-        <w:t>Disadvantages</w:t>
-      </w:r>
-    </w:p>
-    <w:p>
-      <w:pPr>
-        <w:numPr>
-          <w:ilvl w:val="0"/>
-          <w:numId w:val="24"/>
-        </w:numPr>
-        <w:rPr>
-          <w:rFonts w:ascii="Times New Roman" w:hAnsi="Times New Roman" w:cs="Times New Roman"/>
-          <w:sz w:val="18"/>
-          <w:szCs w:val="18"/>
-        </w:rPr>
-      </w:pPr>
-      <w:r>
-        <w:rPr>
-          <w:rFonts w:ascii="Times New Roman" w:hAnsi="Times New Roman" w:cs="Times New Roman"/>
-          <w:sz w:val="18"/>
-          <w:szCs w:val="18"/>
-        </w:rPr>
-        <w:t xml:space="preserve">Assumes feature independence. </w:t>
-      </w:r>
-    </w:p>
-    <w:p>
-      <w:pPr>
-        <w:numPr>
-          <w:ilvl w:val="0"/>
-          <w:numId w:val="24"/>
-        </w:numPr>
-        <w:rPr>
-          <w:rFonts w:ascii="Times New Roman" w:hAnsi="Times New Roman" w:cs="Times New Roman"/>
-          <w:sz w:val="18"/>
-          <w:szCs w:val="18"/>
-        </w:rPr>
-      </w:pPr>
-      <w:r>
-        <w:rPr>
-          <w:rFonts w:ascii="Times New Roman" w:hAnsi="Times New Roman" w:cs="Times New Roman"/>
-          <w:sz w:val="18"/>
-          <w:szCs w:val="18"/>
-        </w:rPr>
-        <w:t xml:space="preserve">Performance may decrease when features are highly correlated. </w:t>
-      </w:r>
-    </w:p>
-    <w:p>
-      <w:pPr>
-        <w:rPr>
-          <w:rFonts w:ascii="Times New Roman" w:hAnsi="Times New Roman" w:cs="Times New Roman"/>
-          <w:b/>
-          <w:bCs/>
-          <w:sz w:val="18"/>
-          <w:szCs w:val="18"/>
-        </w:rPr>
-      </w:pPr>
-      <w:r>
-        <w:rPr>
-          <w:rFonts w:ascii="Times New Roman" w:hAnsi="Times New Roman" w:cs="Times New Roman"/>
-          <w:b/>
-          <w:bCs/>
-          <w:sz w:val="18"/>
-          <w:szCs w:val="18"/>
-        </w:rPr>
         <w:t>2. Logistic Regression (9 Marks)</w:t>
       </w:r>
     </w:p>
@@ -4762,15 +4239,14 @@
         </w:rPr>
         <w:t>. It predicts the probability that an observation belongs to a particular class.</w:t>
       </w:r>
-    </w:p>
-    <w:p>
-      <w:pPr>
-        <w:rPr>
-          <w:rFonts w:ascii="Times New Roman" w:hAnsi="Times New Roman" w:cs="Times New Roman"/>
-          <w:sz w:val="18"/>
-          <w:szCs w:val="18"/>
-        </w:rPr>
-      </w:pPr>
+      <w:r>
+        <w:rPr>
+          <w:rFonts w:ascii="Times New Roman" w:hAnsi="Times New Roman" w:cs="Times New Roman"/>
+          <w:sz w:val="18"/>
+          <w:szCs w:val="18"/>
+        </w:rPr>
+        <w:t xml:space="preserve"> </w:t>
+      </w:r>
       <w:r>
         <w:rPr>
           <w:rFonts w:ascii="Times New Roman" w:hAnsi="Times New Roman" w:cs="Times New Roman"/>
@@ -4877,17 +4353,7 @@
           <w:sz w:val="18"/>
           <w:szCs w:val="18"/>
         </w:rPr>
-        <w:t>Functio</w:t>
-      </w:r>
-      <w:r>
-        <w:rPr>
-          <w:rFonts w:ascii="Times New Roman" w:hAnsi="Times New Roman" w:cs="Times New Roman"/>
-          <w:b/>
-          <w:bCs/>
-          <w:sz w:val="18"/>
-          <w:szCs w:val="18"/>
-        </w:rPr>
-        <w:t>n :</w:t>
+        <w:t>Function :</w:t>
       </w:r>
       <w:proofErr w:type="gramEnd"/>
       <w:r>
@@ -5122,15 +4588,16 @@
         </w:rPr>
         <w:t>1. Binary Logistic Regression</w:t>
       </w:r>
-    </w:p>
-    <w:p>
-      <w:pPr>
-        <w:rPr>
-          <w:rFonts w:ascii="Times New Roman" w:hAnsi="Times New Roman" w:cs="Times New Roman"/>
-          <w:sz w:val="18"/>
-          <w:szCs w:val="18"/>
-        </w:rPr>
-      </w:pPr>
+      <w:r>
+        <w:rPr>
+          <w:rFonts w:ascii="Times New Roman" w:hAnsi="Times New Roman" w:cs="Times New Roman"/>
+          <w:b/>
+          <w:bCs/>
+          <w:sz w:val="18"/>
+          <w:szCs w:val="18"/>
+        </w:rPr>
+        <w:t xml:space="preserve">- </w:t>
+      </w:r>
       <w:r>
         <w:rPr>
           <w:rFonts w:ascii="Times New Roman" w:hAnsi="Times New Roman" w:cs="Times New Roman"/>
@@ -5187,15 +4654,16 @@
         </w:rPr>
         <w:t>2. Multinomial Logistic Regression</w:t>
       </w:r>
-    </w:p>
-    <w:p>
-      <w:pPr>
-        <w:rPr>
-          <w:rFonts w:ascii="Times New Roman" w:hAnsi="Times New Roman" w:cs="Times New Roman"/>
-          <w:sz w:val="18"/>
-          <w:szCs w:val="18"/>
-        </w:rPr>
-      </w:pPr>
+      <w:r>
+        <w:rPr>
+          <w:rFonts w:ascii="Times New Roman" w:hAnsi="Times New Roman" w:cs="Times New Roman"/>
+          <w:b/>
+          <w:bCs/>
+          <w:sz w:val="18"/>
+          <w:szCs w:val="18"/>
+        </w:rPr>
+        <w:t xml:space="preserve">- </w:t>
+      </w:r>
       <w:r>
         <w:rPr>
           <w:rFonts w:ascii="Times New Roman" w:hAnsi="Times New Roman" w:cs="Times New Roman"/>
@@ -5252,15 +4720,16 @@
         </w:rPr>
         <w:t>3. Ordinal Logistic Regression</w:t>
       </w:r>
-    </w:p>
-    <w:p>
-      <w:pPr>
-        <w:rPr>
-          <w:rFonts w:ascii="Times New Roman" w:hAnsi="Times New Roman" w:cs="Times New Roman"/>
-          <w:sz w:val="18"/>
-          <w:szCs w:val="18"/>
-        </w:rPr>
-      </w:pPr>
+      <w:r>
+        <w:rPr>
+          <w:rFonts w:ascii="Times New Roman" w:hAnsi="Times New Roman" w:cs="Times New Roman"/>
+          <w:b/>
+          <w:bCs/>
+          <w:sz w:val="18"/>
+          <w:szCs w:val="18"/>
+        </w:rPr>
+        <w:t xml:space="preserve">- </w:t>
+      </w:r>
       <w:r>
         <w:rPr>
           <w:rFonts w:ascii="Times New Roman" w:hAnsi="Times New Roman" w:cs="Times New Roman"/>
@@ -5336,6 +4805,7 @@
           <w:sz w:val="18"/>
           <w:szCs w:val="18"/>
         </w:rPr>
+        <w:lastRenderedPageBreak/>
         <w:t>Step 1: Collect Training Data</w:t>
       </w:r>
     </w:p>
@@ -5429,7 +4899,15 @@
           <w:sz w:val="18"/>
           <w:szCs w:val="18"/>
         </w:rPr>
-        <w:t>Convert the output into a probability value between 0 and 1.</w:t>
+        <w:t xml:space="preserve">Convert output into a probability value between 0 and </w:t>
+      </w:r>
+      <w:r>
+        <w:rPr>
+          <w:rFonts w:ascii="Times New Roman" w:hAnsi="Times New Roman" w:cs="Times New Roman"/>
+          <w:sz w:val="18"/>
+          <w:szCs w:val="18"/>
+        </w:rPr>
+        <w:t>1</w:t>
       </w:r>
     </w:p>
     <w:p>
@@ -5581,343 +5059,27 @@
           <w:sz w:val="18"/>
           <w:szCs w:val="18"/>
         </w:rPr>
-        <w:t>Measure performance using Accuracy, Precision, Recall, etc.</w:t>
-      </w:r>
-    </w:p>
-    <w:p>
-      <w:pPr>
-        <w:rPr>
-          <w:rFonts w:ascii="Times New Roman" w:hAnsi="Times New Roman" w:cs="Times New Roman"/>
-          <w:b/>
-          <w:bCs/>
-          <w:sz w:val="18"/>
-          <w:szCs w:val="18"/>
-        </w:rPr>
-      </w:pPr>
-      <w:r>
-        <w:rPr>
-          <w:rFonts w:ascii="Times New Roman" w:hAnsi="Times New Roman" w:cs="Times New Roman"/>
-          <w:b/>
-          <w:bCs/>
-          <w:sz w:val="18"/>
-          <w:szCs w:val="18"/>
-        </w:rPr>
-        <w:t>Applications</w:t>
-      </w:r>
-    </w:p>
-    <w:p>
-      <w:pPr>
-        <w:numPr>
-          <w:ilvl w:val="0"/>
-          <w:numId w:val="26"/>
-        </w:numPr>
-        <w:rPr>
-          <w:rFonts w:ascii="Times New Roman" w:hAnsi="Times New Roman" w:cs="Times New Roman"/>
-          <w:sz w:val="18"/>
-          <w:szCs w:val="18"/>
-        </w:rPr>
-      </w:pPr>
-      <w:r>
-        <w:rPr>
-          <w:rFonts w:ascii="Times New Roman" w:hAnsi="Times New Roman" w:cs="Times New Roman"/>
-          <w:sz w:val="18"/>
-          <w:szCs w:val="18"/>
-        </w:rPr>
-        <w:t xml:space="preserve">Disease Prediction </w:t>
-      </w:r>
-    </w:p>
-    <w:p>
-      <w:pPr>
-        <w:numPr>
-          <w:ilvl w:val="0"/>
-          <w:numId w:val="26"/>
-        </w:numPr>
-        <w:rPr>
-          <w:rFonts w:ascii="Times New Roman" w:hAnsi="Times New Roman" w:cs="Times New Roman"/>
-          <w:sz w:val="18"/>
-          <w:szCs w:val="18"/>
-        </w:rPr>
-      </w:pPr>
-      <w:r>
-        <w:rPr>
-          <w:rFonts w:ascii="Times New Roman" w:hAnsi="Times New Roman" w:cs="Times New Roman"/>
-          <w:sz w:val="18"/>
-          <w:szCs w:val="18"/>
-        </w:rPr>
-        <w:t xml:space="preserve">Customer Churn Prediction </w:t>
-      </w:r>
-    </w:p>
-    <w:p>
-      <w:pPr>
-        <w:numPr>
-          <w:ilvl w:val="0"/>
-          <w:numId w:val="26"/>
-        </w:numPr>
-        <w:rPr>
-          <w:rFonts w:ascii="Times New Roman" w:hAnsi="Times New Roman" w:cs="Times New Roman"/>
-          <w:sz w:val="18"/>
-          <w:szCs w:val="18"/>
-        </w:rPr>
-      </w:pPr>
-      <w:r>
-        <w:rPr>
-          <w:rFonts w:ascii="Times New Roman" w:hAnsi="Times New Roman" w:cs="Times New Roman"/>
-          <w:sz w:val="18"/>
-          <w:szCs w:val="18"/>
-        </w:rPr>
-        <w:t xml:space="preserve">Fraud Detection </w:t>
-      </w:r>
-    </w:p>
-    <w:p>
-      <w:pPr>
-        <w:numPr>
-          <w:ilvl w:val="0"/>
-          <w:numId w:val="26"/>
-        </w:numPr>
-        <w:rPr>
-          <w:rFonts w:ascii="Times New Roman" w:hAnsi="Times New Roman" w:cs="Times New Roman"/>
-          <w:sz w:val="18"/>
-          <w:szCs w:val="18"/>
-        </w:rPr>
-      </w:pPr>
-      <w:r>
-        <w:rPr>
-          <w:rFonts w:ascii="Times New Roman" w:hAnsi="Times New Roman" w:cs="Times New Roman"/>
-          <w:sz w:val="18"/>
-          <w:szCs w:val="18"/>
-        </w:rPr>
-        <w:t xml:space="preserve">Spam Detection </w:t>
-      </w:r>
-    </w:p>
-    <w:p>
-      <w:pPr>
-        <w:numPr>
-          <w:ilvl w:val="0"/>
-          <w:numId w:val="26"/>
-        </w:numPr>
-        <w:rPr>
-          <w:rFonts w:ascii="Times New Roman" w:hAnsi="Times New Roman" w:cs="Times New Roman"/>
-          <w:sz w:val="18"/>
-          <w:szCs w:val="18"/>
-        </w:rPr>
-      </w:pPr>
-      <w:r>
-        <w:rPr>
-          <w:rFonts w:ascii="Times New Roman" w:hAnsi="Times New Roman" w:cs="Times New Roman"/>
-          <w:sz w:val="18"/>
-          <w:szCs w:val="18"/>
-        </w:rPr>
-        <w:t xml:space="preserve">Credit Risk Analysis </w:t>
-      </w:r>
-    </w:p>
-    <w:p>
-      <w:pPr>
-        <w:rPr>
-          <w:rFonts w:ascii="Times New Roman" w:hAnsi="Times New Roman" w:cs="Times New Roman"/>
-          <w:b/>
-          <w:bCs/>
-          <w:sz w:val="18"/>
-          <w:szCs w:val="18"/>
-        </w:rPr>
-      </w:pPr>
-      <w:r>
-        <w:rPr>
-          <w:rFonts w:ascii="Times New Roman" w:hAnsi="Times New Roman" w:cs="Times New Roman"/>
-          <w:b/>
-          <w:bCs/>
-          <w:sz w:val="18"/>
-          <w:szCs w:val="18"/>
-        </w:rPr>
-        <w:t>Advantages</w:t>
-      </w:r>
-    </w:p>
-    <w:p>
-      <w:pPr>
-        <w:numPr>
-          <w:ilvl w:val="0"/>
-          <w:numId w:val="27"/>
-        </w:numPr>
-        <w:rPr>
-          <w:rFonts w:ascii="Times New Roman" w:hAnsi="Times New Roman" w:cs="Times New Roman"/>
-          <w:sz w:val="18"/>
-          <w:szCs w:val="18"/>
-        </w:rPr>
-      </w:pPr>
-      <w:r>
-        <w:rPr>
-          <w:rFonts w:ascii="Times New Roman" w:hAnsi="Times New Roman" w:cs="Times New Roman"/>
-          <w:sz w:val="18"/>
-          <w:szCs w:val="18"/>
-        </w:rPr>
-        <w:t xml:space="preserve">Easy to implement. </w:t>
-      </w:r>
-    </w:p>
-    <w:p>
-      <w:pPr>
-        <w:numPr>
-          <w:ilvl w:val="0"/>
-          <w:numId w:val="27"/>
-        </w:numPr>
-        <w:rPr>
-          <w:rFonts w:ascii="Times New Roman" w:hAnsi="Times New Roman" w:cs="Times New Roman"/>
-          <w:sz w:val="18"/>
-          <w:szCs w:val="18"/>
-        </w:rPr>
-      </w:pPr>
-      <w:r>
-        <w:rPr>
-          <w:rFonts w:ascii="Times New Roman" w:hAnsi="Times New Roman" w:cs="Times New Roman"/>
-          <w:sz w:val="18"/>
-          <w:szCs w:val="18"/>
-        </w:rPr>
-        <w:t xml:space="preserve">Fast training and prediction. </w:t>
-      </w:r>
-    </w:p>
-    <w:p>
-      <w:pPr>
-        <w:numPr>
-          <w:ilvl w:val="0"/>
-          <w:numId w:val="27"/>
-        </w:numPr>
-        <w:rPr>
-          <w:rFonts w:ascii="Times New Roman" w:hAnsi="Times New Roman" w:cs="Times New Roman"/>
-          <w:sz w:val="18"/>
-          <w:szCs w:val="18"/>
-        </w:rPr>
-      </w:pPr>
-      <w:r>
-        <w:rPr>
-          <w:rFonts w:ascii="Times New Roman" w:hAnsi="Times New Roman" w:cs="Times New Roman"/>
-          <w:sz w:val="18"/>
-          <w:szCs w:val="18"/>
-        </w:rPr>
-        <w:t xml:space="preserve">Produces probability scores. </w:t>
-      </w:r>
-    </w:p>
-    <w:p>
-      <w:pPr>
-        <w:numPr>
-          <w:ilvl w:val="0"/>
-          <w:numId w:val="27"/>
-        </w:numPr>
-        <w:rPr>
-          <w:rFonts w:ascii="Times New Roman" w:hAnsi="Times New Roman" w:cs="Times New Roman"/>
-          <w:sz w:val="18"/>
-          <w:szCs w:val="18"/>
-        </w:rPr>
-      </w:pPr>
-      <w:r>
-        <w:rPr>
-          <w:rFonts w:ascii="Times New Roman" w:hAnsi="Times New Roman" w:cs="Times New Roman"/>
-          <w:sz w:val="18"/>
-          <w:szCs w:val="18"/>
-        </w:rPr>
-        <w:t xml:space="preserve">Easy to interpret. </w:t>
-      </w:r>
-    </w:p>
-    <w:p>
-      <w:pPr>
-        <w:rPr>
-          <w:rFonts w:ascii="Times New Roman" w:hAnsi="Times New Roman" w:cs="Times New Roman"/>
-          <w:b/>
-          <w:bCs/>
-          <w:sz w:val="18"/>
-          <w:szCs w:val="18"/>
-        </w:rPr>
-      </w:pPr>
-      <w:r>
-        <w:rPr>
-          <w:rFonts w:ascii="Times New Roman" w:hAnsi="Times New Roman" w:cs="Times New Roman"/>
-          <w:b/>
-          <w:bCs/>
-          <w:sz w:val="18"/>
-          <w:szCs w:val="18"/>
-        </w:rPr>
-        <w:t>Disadvantages</w:t>
-      </w:r>
-    </w:p>
-    <w:p>
-      <w:pPr>
-        <w:numPr>
-          <w:ilvl w:val="0"/>
-          <w:numId w:val="28"/>
-        </w:numPr>
-        <w:rPr>
-          <w:rFonts w:ascii="Times New Roman" w:hAnsi="Times New Roman" w:cs="Times New Roman"/>
-          <w:sz w:val="18"/>
-          <w:szCs w:val="18"/>
-        </w:rPr>
-      </w:pPr>
-      <w:r>
-        <w:rPr>
-          <w:rFonts w:ascii="Times New Roman" w:hAnsi="Times New Roman" w:cs="Times New Roman"/>
-          <w:sz w:val="18"/>
-          <w:szCs w:val="18"/>
-        </w:rPr>
-        <w:t xml:space="preserve">Assumes linear relationship. </w:t>
-      </w:r>
-    </w:p>
-    <w:p>
-      <w:pPr>
-        <w:numPr>
-          <w:ilvl w:val="0"/>
-          <w:numId w:val="28"/>
-        </w:numPr>
-        <w:rPr>
-          <w:rFonts w:ascii="Times New Roman" w:hAnsi="Times New Roman" w:cs="Times New Roman"/>
-          <w:sz w:val="18"/>
-          <w:szCs w:val="18"/>
-        </w:rPr>
-      </w:pPr>
-      <w:r>
-        <w:rPr>
-          <w:rFonts w:ascii="Times New Roman" w:hAnsi="Times New Roman" w:cs="Times New Roman"/>
-          <w:sz w:val="18"/>
-          <w:szCs w:val="18"/>
-        </w:rPr>
-        <w:t xml:space="preserve">Sensitive to outliers. </w:t>
-      </w:r>
-    </w:p>
-    <w:p>
-      <w:pPr>
-        <w:numPr>
-          <w:ilvl w:val="0"/>
-          <w:numId w:val="28"/>
-        </w:numPr>
-        <w:rPr>
-          <w:rFonts w:ascii="Times New Roman" w:hAnsi="Times New Roman" w:cs="Times New Roman"/>
-          <w:sz w:val="18"/>
-          <w:szCs w:val="18"/>
-        </w:rPr>
-      </w:pPr>
-      <w:r>
-        <w:rPr>
-          <w:rFonts w:ascii="Times New Roman" w:hAnsi="Times New Roman" w:cs="Times New Roman"/>
-          <w:sz w:val="18"/>
-          <w:szCs w:val="18"/>
-        </w:rPr>
-        <w:t xml:space="preserve">Less effective for complex nonlinear data. </w:t>
-      </w:r>
-    </w:p>
-    <w:p>
-      <w:pPr>
-        <w:rPr>
-          <w:rFonts w:ascii="Times New Roman" w:hAnsi="Times New Roman" w:cs="Times New Roman"/>
-          <w:b/>
-          <w:bCs/>
-          <w:sz w:val="18"/>
-          <w:szCs w:val="18"/>
-        </w:rPr>
-      </w:pPr>
-      <w:r>
-        <w:rPr>
-          <w:rFonts w:ascii="Times New Roman" w:hAnsi="Times New Roman" w:cs="Times New Roman"/>
-          <w:b/>
-          <w:bCs/>
-          <w:sz w:val="18"/>
-          <w:szCs w:val="18"/>
-        </w:rPr>
-        <w:lastRenderedPageBreak/>
+        <w:t xml:space="preserve">Measure performance using Accuracy, Precision, Recall, etc. </w:t>
+      </w:r>
+    </w:p>
+    <w:p>
+      <w:pPr>
+        <w:rPr>
+          <w:rFonts w:ascii="Times New Roman" w:hAnsi="Times New Roman" w:cs="Times New Roman"/>
+          <w:b/>
+          <w:bCs/>
+          <w:sz w:val="18"/>
+          <w:szCs w:val="18"/>
+        </w:rPr>
+      </w:pPr>
+      <w:r>
+        <w:rPr>
+          <w:rFonts w:ascii="Times New Roman" w:hAnsi="Times New Roman" w:cs="Times New Roman"/>
+          <w:b/>
+          <w:bCs/>
+          <w:sz w:val="18"/>
+          <w:szCs w:val="18"/>
+        </w:rPr>
         <w:t>1. Clustering Methods (8 Marks)</w:t>
       </w:r>
     </w:p>
@@ -5953,23 +5115,7 @@
           <w:sz w:val="18"/>
           <w:szCs w:val="18"/>
         </w:rPr>
-        <w:t xml:space="preserve"> used to group similar data points into clusters. Objects within the same cluster are more similar to each other than to objects in other clusters.</w:t>
-      </w:r>
-      <w:r>
-        <w:rPr>
-          <w:rFonts w:ascii="Times New Roman" w:hAnsi="Times New Roman" w:cs="Times New Roman"/>
-          <w:sz w:val="18"/>
-          <w:szCs w:val="18"/>
-        </w:rPr>
-        <w:t xml:space="preserve"> </w:t>
-      </w:r>
-      <w:r>
-        <w:rPr>
-          <w:rFonts w:ascii="Times New Roman" w:hAnsi="Times New Roman" w:cs="Times New Roman"/>
-          <w:sz w:val="18"/>
-          <w:szCs w:val="18"/>
-        </w:rPr>
-        <w:t xml:space="preserve">Does not require </w:t>
+        <w:t xml:space="preserve"> used to group similar data points into clusters. Objects within the same cluster are more similar to each other than to objects in other clusters. Does not require </w:t>
       </w:r>
       <w:proofErr w:type="spellStart"/>
       <w:r>
@@ -5987,23 +5133,7 @@
           <w:sz w:val="18"/>
           <w:szCs w:val="18"/>
         </w:rPr>
-        <w:t xml:space="preserve"> data. Groups data based on similarity. </w:t>
-      </w:r>
-      <w:r>
-        <w:rPr>
-          <w:rFonts w:ascii="Times New Roman" w:hAnsi="Times New Roman" w:cs="Times New Roman"/>
-          <w:sz w:val="18"/>
-          <w:szCs w:val="18"/>
-        </w:rPr>
-        <w:t xml:space="preserve"> </w:t>
-      </w:r>
-      <w:r>
-        <w:rPr>
-          <w:rFonts w:ascii="Times New Roman" w:hAnsi="Times New Roman" w:cs="Times New Roman"/>
-          <w:sz w:val="18"/>
-          <w:szCs w:val="18"/>
-        </w:rPr>
-        <w:t xml:space="preserve">Helps discover hidden patterns in data. </w:t>
+        <w:t xml:space="preserve"> data. Groups data based on similarity.  Helps discover hidden patterns in data. </w:t>
       </w:r>
     </w:p>
     <w:p>
@@ -6269,132 +5399,6 @@
           <w:sz w:val="18"/>
           <w:szCs w:val="18"/>
         </w:rPr>
-        <w:t>Applications</w:t>
-      </w:r>
-    </w:p>
-    <w:p>
-      <w:pPr>
-        <w:numPr>
-          <w:ilvl w:val="0"/>
-          <w:numId w:val="31"/>
-        </w:numPr>
-        <w:rPr>
-          <w:rFonts w:ascii="Times New Roman" w:hAnsi="Times New Roman" w:cs="Times New Roman"/>
-          <w:sz w:val="18"/>
-          <w:szCs w:val="18"/>
-        </w:rPr>
-      </w:pPr>
-      <w:r>
-        <w:rPr>
-          <w:rFonts w:ascii="Times New Roman" w:hAnsi="Times New Roman" w:cs="Times New Roman"/>
-          <w:sz w:val="18"/>
-          <w:szCs w:val="18"/>
-        </w:rPr>
-        <w:t xml:space="preserve">Customer Segmentation </w:t>
-      </w:r>
-    </w:p>
-    <w:p>
-      <w:pPr>
-        <w:numPr>
-          <w:ilvl w:val="0"/>
-          <w:numId w:val="31"/>
-        </w:numPr>
-        <w:rPr>
-          <w:rFonts w:ascii="Times New Roman" w:hAnsi="Times New Roman" w:cs="Times New Roman"/>
-          <w:sz w:val="18"/>
-          <w:szCs w:val="18"/>
-        </w:rPr>
-      </w:pPr>
-      <w:r>
-        <w:rPr>
-          <w:rFonts w:ascii="Times New Roman" w:hAnsi="Times New Roman" w:cs="Times New Roman"/>
-          <w:sz w:val="18"/>
-          <w:szCs w:val="18"/>
-        </w:rPr>
-        <w:t xml:space="preserve">Market Analysis </w:t>
-      </w:r>
-    </w:p>
-    <w:p>
-      <w:pPr>
-        <w:numPr>
-          <w:ilvl w:val="0"/>
-          <w:numId w:val="31"/>
-        </w:numPr>
-        <w:rPr>
-          <w:rFonts w:ascii="Times New Roman" w:hAnsi="Times New Roman" w:cs="Times New Roman"/>
-          <w:sz w:val="18"/>
-          <w:szCs w:val="18"/>
-        </w:rPr>
-      </w:pPr>
-      <w:r>
-        <w:rPr>
-          <w:rFonts w:ascii="Times New Roman" w:hAnsi="Times New Roman" w:cs="Times New Roman"/>
-          <w:sz w:val="18"/>
-          <w:szCs w:val="18"/>
-        </w:rPr>
-        <w:t xml:space="preserve">Recommendation Systems </w:t>
-      </w:r>
-    </w:p>
-    <w:p>
-      <w:pPr>
-        <w:numPr>
-          <w:ilvl w:val="0"/>
-          <w:numId w:val="31"/>
-        </w:numPr>
-        <w:rPr>
-          <w:rFonts w:ascii="Times New Roman" w:hAnsi="Times New Roman" w:cs="Times New Roman"/>
-          <w:sz w:val="18"/>
-          <w:szCs w:val="18"/>
-        </w:rPr>
-      </w:pPr>
-      <w:r>
-        <w:rPr>
-          <w:rFonts w:ascii="Times New Roman" w:hAnsi="Times New Roman" w:cs="Times New Roman"/>
-          <w:sz w:val="18"/>
-          <w:szCs w:val="18"/>
-        </w:rPr>
-        <w:t xml:space="preserve">Image Segmentation </w:t>
-      </w:r>
-    </w:p>
-    <w:p>
-      <w:pPr>
-        <w:numPr>
-          <w:ilvl w:val="0"/>
-          <w:numId w:val="31"/>
-        </w:numPr>
-        <w:rPr>
-          <w:rFonts w:ascii="Times New Roman" w:hAnsi="Times New Roman" w:cs="Times New Roman"/>
-          <w:sz w:val="18"/>
-          <w:szCs w:val="18"/>
-        </w:rPr>
-      </w:pPr>
-      <w:r>
-        <w:rPr>
-          <w:rFonts w:ascii="Times New Roman" w:hAnsi="Times New Roman" w:cs="Times New Roman"/>
-          <w:sz w:val="18"/>
-          <w:szCs w:val="18"/>
-        </w:rPr>
-        <w:t xml:space="preserve">Document Clustering </w:t>
-      </w:r>
-    </w:p>
-    <w:p>
-      <w:pPr>
-        <w:rPr>
-          <w:rFonts w:ascii="Times New Roman" w:hAnsi="Times New Roman" w:cs="Times New Roman"/>
-          <w:b/>
-          <w:bCs/>
-          <w:sz w:val="18"/>
-          <w:szCs w:val="18"/>
-        </w:rPr>
-      </w:pPr>
-      <w:r>
-        <w:rPr>
-          <w:rFonts w:ascii="Times New Roman" w:hAnsi="Times New Roman" w:cs="Times New Roman"/>
-          <w:b/>
-          <w:bCs/>
-          <w:sz w:val="18"/>
-          <w:szCs w:val="18"/>
-        </w:rPr>
         <w:t>Advantages</w:t>
       </w:r>
     </w:p>
@@ -6595,40 +5599,7 @@
           <w:sz w:val="18"/>
           <w:szCs w:val="18"/>
         </w:rPr>
-        <w:t>) of non-overlapping clusters, where each object belongs to exactly one cluster.</w:t>
-      </w:r>
-      <w:r>
-        <w:rPr>
-          <w:rFonts w:ascii="Times New Roman" w:hAnsi="Times New Roman" w:cs="Times New Roman"/>
-          <w:sz w:val="18"/>
-          <w:szCs w:val="18"/>
-        </w:rPr>
-        <w:t xml:space="preserve"> </w:t>
-      </w:r>
-      <w:r>
-        <w:rPr>
-          <w:rFonts w:ascii="Times New Roman" w:hAnsi="Times New Roman" w:cs="Times New Roman"/>
-          <w:sz w:val="18"/>
-          <w:szCs w:val="18"/>
-        </w:rPr>
-        <w:t xml:space="preserve">Most common clustering approach. Requires the number of clusters in advance. </w:t>
-      </w:r>
-    </w:p>
-    <w:p>
-      <w:pPr>
-        <w:rPr>
-          <w:rFonts w:ascii="Times New Roman" w:hAnsi="Times New Roman" w:cs="Times New Roman"/>
-          <w:sz w:val="18"/>
-          <w:szCs w:val="18"/>
-        </w:rPr>
-      </w:pPr>
-      <w:r>
-        <w:rPr>
-          <w:rFonts w:ascii="Times New Roman" w:hAnsi="Times New Roman" w:cs="Times New Roman"/>
-          <w:sz w:val="18"/>
-          <w:szCs w:val="18"/>
-        </w:rPr>
-        <w:t xml:space="preserve">Minimizes distance within clusters. Maximizes distance between clusters. </w:t>
+        <w:t xml:space="preserve">) of non-overlapping clusters, where each object belongs to exactly one cluster. Most common clustering approach. Requires the number of clusters in advance. Minimizes distance within clusters. Maximizes distance between clusters. </w:t>
       </w:r>
     </w:p>
     <w:p>
@@ -6838,174 +5809,6 @@
           <w:sz w:val="18"/>
           <w:szCs w:val="18"/>
         </w:rPr>
-        <w:t>Advantages</w:t>
-      </w:r>
-    </w:p>
-    <w:p>
-      <w:pPr>
-        <w:numPr>
-          <w:ilvl w:val="0"/>
-          <w:numId w:val="36"/>
-        </w:numPr>
-        <w:rPr>
-          <w:rFonts w:ascii="Times New Roman" w:hAnsi="Times New Roman" w:cs="Times New Roman"/>
-          <w:sz w:val="18"/>
-          <w:szCs w:val="18"/>
-        </w:rPr>
-      </w:pPr>
-      <w:r>
-        <w:rPr>
-          <w:rFonts w:ascii="Times New Roman" w:hAnsi="Times New Roman" w:cs="Times New Roman"/>
-          <w:sz w:val="18"/>
-          <w:szCs w:val="18"/>
-        </w:rPr>
-        <w:t xml:space="preserve">Easy to implement. </w:t>
-      </w:r>
-    </w:p>
-    <w:p>
-      <w:pPr>
-        <w:numPr>
-          <w:ilvl w:val="0"/>
-          <w:numId w:val="36"/>
-        </w:numPr>
-        <w:rPr>
-          <w:rFonts w:ascii="Times New Roman" w:hAnsi="Times New Roman" w:cs="Times New Roman"/>
-          <w:sz w:val="18"/>
-          <w:szCs w:val="18"/>
-        </w:rPr>
-      </w:pPr>
-      <w:r>
-        <w:rPr>
-          <w:rFonts w:ascii="Times New Roman" w:hAnsi="Times New Roman" w:cs="Times New Roman"/>
-          <w:sz w:val="18"/>
-          <w:szCs w:val="18"/>
-        </w:rPr>
-        <w:t xml:space="preserve">Fast execution. </w:t>
-      </w:r>
-    </w:p>
-    <w:p>
-      <w:pPr>
-        <w:numPr>
-          <w:ilvl w:val="0"/>
-          <w:numId w:val="36"/>
-        </w:numPr>
-        <w:rPr>
-          <w:rFonts w:ascii="Times New Roman" w:hAnsi="Times New Roman" w:cs="Times New Roman"/>
-          <w:sz w:val="18"/>
-          <w:szCs w:val="18"/>
-        </w:rPr>
-      </w:pPr>
-      <w:r>
-        <w:rPr>
-          <w:rFonts w:ascii="Times New Roman" w:hAnsi="Times New Roman" w:cs="Times New Roman"/>
-          <w:sz w:val="18"/>
-          <w:szCs w:val="18"/>
-        </w:rPr>
-        <w:t xml:space="preserve">Scalable to large datasets. </w:t>
-      </w:r>
-    </w:p>
-    <w:p>
-      <w:pPr>
-        <w:rPr>
-          <w:rFonts w:ascii="Times New Roman" w:hAnsi="Times New Roman" w:cs="Times New Roman"/>
-          <w:b/>
-          <w:bCs/>
-          <w:sz w:val="18"/>
-          <w:szCs w:val="18"/>
-        </w:rPr>
-      </w:pPr>
-      <w:r>
-        <w:rPr>
-          <w:rFonts w:ascii="Times New Roman" w:hAnsi="Times New Roman" w:cs="Times New Roman"/>
-          <w:b/>
-          <w:bCs/>
-          <w:sz w:val="18"/>
-          <w:szCs w:val="18"/>
-        </w:rPr>
-        <w:t>Limitations</w:t>
-      </w:r>
-    </w:p>
-    <w:p>
-      <w:pPr>
-        <w:numPr>
-          <w:ilvl w:val="0"/>
-          <w:numId w:val="37"/>
-        </w:numPr>
-        <w:rPr>
-          <w:rFonts w:ascii="Times New Roman" w:hAnsi="Times New Roman" w:cs="Times New Roman"/>
-          <w:sz w:val="18"/>
-          <w:szCs w:val="18"/>
-        </w:rPr>
-      </w:pPr>
-      <w:r>
-        <w:rPr>
-          <w:rFonts w:ascii="Times New Roman" w:hAnsi="Times New Roman" w:cs="Times New Roman"/>
-          <w:sz w:val="18"/>
-          <w:szCs w:val="18"/>
-        </w:rPr>
-        <w:t xml:space="preserve">Need to specify K beforehand. </w:t>
-      </w:r>
-    </w:p>
-    <w:p>
-      <w:pPr>
-        <w:numPr>
-          <w:ilvl w:val="0"/>
-          <w:numId w:val="37"/>
-        </w:numPr>
-        <w:rPr>
-          <w:rFonts w:ascii="Times New Roman" w:hAnsi="Times New Roman" w:cs="Times New Roman"/>
-          <w:sz w:val="18"/>
-          <w:szCs w:val="18"/>
-        </w:rPr>
-      </w:pPr>
-      <w:r>
-        <w:rPr>
-          <w:rFonts w:ascii="Times New Roman" w:hAnsi="Times New Roman" w:cs="Times New Roman"/>
-          <w:sz w:val="18"/>
-          <w:szCs w:val="18"/>
-        </w:rPr>
-        <w:t xml:space="preserve">Sensitive to outliers. </w:t>
-      </w:r>
-    </w:p>
-    <w:p>
-      <w:pPr>
-        <w:numPr>
-          <w:ilvl w:val="0"/>
-          <w:numId w:val="37"/>
-        </w:numPr>
-        <w:rPr>
-          <w:rFonts w:ascii="Times New Roman" w:hAnsi="Times New Roman" w:cs="Times New Roman"/>
-          <w:sz w:val="18"/>
-          <w:szCs w:val="18"/>
-        </w:rPr>
-      </w:pPr>
-      <w:r>
-        <w:rPr>
-          <w:rFonts w:ascii="Times New Roman" w:hAnsi="Times New Roman" w:cs="Times New Roman"/>
-          <w:sz w:val="18"/>
-          <w:szCs w:val="18"/>
-        </w:rPr>
-        <w:t xml:space="preserve">May converge to local optimum. </w:t>
-      </w:r>
-    </w:p>
-    <w:p>
-      <w:pPr>
-        <w:rPr>
-          <w:rFonts w:ascii="Times New Roman" w:hAnsi="Times New Roman" w:cs="Times New Roman"/>
-          <w:b/>
-          <w:bCs/>
-          <w:sz w:val="18"/>
-          <w:szCs w:val="18"/>
-        </w:rPr>
-      </w:pPr>
-      <w:r>
-        <w:rPr>
-          <w:rFonts w:ascii="Times New Roman" w:hAnsi="Times New Roman" w:cs="Times New Roman"/>
-          <w:b/>
-          <w:bCs/>
-          <w:sz w:val="18"/>
-          <w:szCs w:val="18"/>
-        </w:rPr>
         <w:t>3. Hierarchical Methods (8 Marks)</w:t>
       </w:r>
     </w:p>
@@ -7043,15 +5846,14 @@
         </w:rPr>
         <w:t>.</w:t>
       </w:r>
-    </w:p>
-    <w:p>
-      <w:pPr>
-        <w:rPr>
-          <w:rFonts w:ascii="Times New Roman" w:hAnsi="Times New Roman" w:cs="Times New Roman"/>
-          <w:sz w:val="18"/>
-          <w:szCs w:val="18"/>
-        </w:rPr>
-      </w:pPr>
+      <w:r>
+        <w:rPr>
+          <w:rFonts w:ascii="Times New Roman" w:hAnsi="Times New Roman" w:cs="Times New Roman"/>
+          <w:sz w:val="18"/>
+          <w:szCs w:val="18"/>
+        </w:rPr>
+        <w:t xml:space="preserve"> </w:t>
+      </w:r>
       <w:r>
         <w:rPr>
           <w:rFonts w:ascii="Times New Roman" w:hAnsi="Times New Roman" w:cs="Times New Roman"/>
@@ -7327,7 +6129,6 @@
           <w:sz w:val="18"/>
           <w:szCs w:val="18"/>
         </w:rPr>
-        <w:lastRenderedPageBreak/>
         <w:t xml:space="preserve">Merge or split clusters. </w:t>
       </w:r>
     </w:p>
@@ -7370,6 +6171,7 @@
           <w:sz w:val="18"/>
           <w:szCs w:val="18"/>
         </w:rPr>
+        <w:lastRenderedPageBreak/>
         <w:t xml:space="preserve">Select desired clustering level. </w:t>
       </w:r>
     </w:p>
@@ -7841,88 +6643,17 @@
           <w:sz w:val="18"/>
           <w:szCs w:val="18"/>
         </w:rPr>
-        <w:t>3. Calinski-</w:t>
-      </w:r>
-      <w:proofErr w:type="spellStart"/>
-      <w:r>
-        <w:rPr>
-          <w:rFonts w:ascii="Times New Roman" w:hAnsi="Times New Roman" w:cs="Times New Roman"/>
-          <w:b/>
-          <w:bCs/>
-          <w:sz w:val="18"/>
-          <w:szCs w:val="18"/>
-        </w:rPr>
-        <w:t>Harabasz</w:t>
-      </w:r>
-      <w:proofErr w:type="spellEnd"/>
-      <w:r>
-        <w:rPr>
-          <w:rFonts w:ascii="Times New Roman" w:hAnsi="Times New Roman" w:cs="Times New Roman"/>
-          <w:b/>
-          <w:bCs/>
-          <w:sz w:val="18"/>
-          <w:szCs w:val="18"/>
-        </w:rPr>
-        <w:t xml:space="preserve"> Index</w:t>
-      </w:r>
-    </w:p>
-    <w:p>
-      <w:pPr>
-        <w:rPr>
-          <w:rFonts w:ascii="Times New Roman" w:hAnsi="Times New Roman" w:cs="Times New Roman"/>
-          <w:sz w:val="18"/>
-          <w:szCs w:val="18"/>
-        </w:rPr>
-      </w:pPr>
-      <w:r>
-        <w:rPr>
-          <w:rFonts w:ascii="Times New Roman" w:hAnsi="Times New Roman" w:cs="Times New Roman"/>
-          <w:sz w:val="18"/>
-          <w:szCs w:val="18"/>
-        </w:rPr>
-        <w:t>Measures separation between clusters.</w:t>
-      </w:r>
-    </w:p>
-    <w:p>
-      <w:pPr>
-        <w:numPr>
-          <w:ilvl w:val="0"/>
-          <w:numId w:val="46"/>
-        </w:numPr>
-        <w:rPr>
-          <w:rFonts w:ascii="Times New Roman" w:hAnsi="Times New Roman" w:cs="Times New Roman"/>
-          <w:sz w:val="18"/>
-          <w:szCs w:val="18"/>
-        </w:rPr>
-      </w:pPr>
-      <w:r>
-        <w:rPr>
-          <w:rFonts w:ascii="Times New Roman" w:hAnsi="Times New Roman" w:cs="Times New Roman"/>
-          <w:sz w:val="18"/>
-          <w:szCs w:val="18"/>
-        </w:rPr>
-        <w:t xml:space="preserve">Higher value indicates better clustering. </w:t>
-      </w:r>
-    </w:p>
-    <w:p>
-      <w:pPr>
-        <w:rPr>
-          <w:rFonts w:ascii="Times New Roman" w:hAnsi="Times New Roman" w:cs="Times New Roman"/>
-          <w:b/>
-          <w:bCs/>
-          <w:sz w:val="18"/>
-          <w:szCs w:val="18"/>
-        </w:rPr>
-      </w:pPr>
-      <w:r>
-        <w:rPr>
-          <w:rFonts w:ascii="Times New Roman" w:hAnsi="Times New Roman" w:cs="Times New Roman"/>
-          <w:b/>
-          <w:bCs/>
-          <w:sz w:val="18"/>
-          <w:szCs w:val="18"/>
-        </w:rPr>
-        <w:t>4. Within Cluster Sum of Squares (WCSS)</w:t>
+        <w:t>3</w:t>
+      </w:r>
+      <w:r>
+        <w:rPr>
+          <w:rFonts w:ascii="Times New Roman" w:hAnsi="Times New Roman" w:cs="Times New Roman"/>
+          <w:b/>
+          <w:bCs/>
+          <w:sz w:val="18"/>
+          <w:szCs w:val="18"/>
+        </w:rPr>
+        <w:t>. Within Cluster Sum of Squares (WCSS)</w:t>
       </w:r>
     </w:p>
     <w:p>
@@ -8391,6 +7122,231 @@
           <w:szCs w:val="18"/>
         </w:rPr>
         <w:t>An association rule is represented as:</w:t>
+      </w:r>
+      <m:oMath>
+        <m:r>
+          <w:rPr>
+            <w:rFonts w:ascii="Cambria Math" w:hAnsi="Cambria Math" w:cs="Times New Roman"/>
+            <w:sz w:val="18"/>
+            <w:szCs w:val="18"/>
+          </w:rPr>
+          <m:t>X→Y</m:t>
+        </m:r>
+        <m:r>
+          <w:rPr>
+            <w:rFonts w:ascii="Times New Roman" w:hAnsi="Times New Roman" w:cs="Times New Roman"/>
+            <w:sz w:val="18"/>
+            <w:szCs w:val="18"/>
+          </w:rPr>
+          <w:br/>
+        </m:r>
+      </m:oMath>
+    </w:p>
+    <w:p>
+      <w:pPr>
+        <w:rPr>
+          <w:rFonts w:ascii="Times New Roman" w:hAnsi="Times New Roman" w:cs="Times New Roman"/>
+          <w:sz w:val="18"/>
+          <w:szCs w:val="18"/>
+        </w:rPr>
+      </w:pPr>
+      <w:r>
+        <w:rPr>
+          <w:rFonts w:ascii="Times New Roman" w:hAnsi="Times New Roman" w:cs="Times New Roman"/>
+          <w:sz w:val="18"/>
+          <w:szCs w:val="18"/>
+        </w:rPr>
+        <w:t>Where:</w:t>
+      </w:r>
+    </w:p>
+    <w:p>
+      <w:pPr>
+        <w:numPr>
+          <w:ilvl w:val="0"/>
+          <w:numId w:val="52"/>
+        </w:numPr>
+        <w:rPr>
+          <w:rFonts w:ascii="Times New Roman" w:hAnsi="Times New Roman" w:cs="Times New Roman"/>
+          <w:sz w:val="18"/>
+          <w:szCs w:val="18"/>
+        </w:rPr>
+      </w:pPr>
+      <w:r>
+        <w:rPr>
+          <w:rFonts w:ascii="Times New Roman" w:hAnsi="Times New Roman" w:cs="Times New Roman"/>
+          <w:b/>
+          <w:bCs/>
+          <w:sz w:val="18"/>
+          <w:szCs w:val="18"/>
+        </w:rPr>
+        <w:t>X (Antecedent)</w:t>
+      </w:r>
+      <w:r>
+        <w:rPr>
+          <w:rFonts w:ascii="Times New Roman" w:hAnsi="Times New Roman" w:cs="Times New Roman"/>
+          <w:sz w:val="18"/>
+          <w:szCs w:val="18"/>
+        </w:rPr>
+        <w:t xml:space="preserve"> = If part (condition) </w:t>
+      </w:r>
+    </w:p>
+    <w:p>
+      <w:pPr>
+        <w:numPr>
+          <w:ilvl w:val="0"/>
+          <w:numId w:val="52"/>
+        </w:numPr>
+        <w:rPr>
+          <w:rFonts w:ascii="Times New Roman" w:hAnsi="Times New Roman" w:cs="Times New Roman"/>
+          <w:sz w:val="18"/>
+          <w:szCs w:val="18"/>
+        </w:rPr>
+      </w:pPr>
+      <w:r>
+        <w:rPr>
+          <w:rFonts w:ascii="Times New Roman" w:hAnsi="Times New Roman" w:cs="Times New Roman"/>
+          <w:b/>
+          <w:bCs/>
+          <w:sz w:val="18"/>
+          <w:szCs w:val="18"/>
+        </w:rPr>
+        <w:t>Y (Consequent)</w:t>
+      </w:r>
+      <w:r>
+        <w:rPr>
+          <w:rFonts w:ascii="Times New Roman" w:hAnsi="Times New Roman" w:cs="Times New Roman"/>
+          <w:sz w:val="18"/>
+          <w:szCs w:val="18"/>
+        </w:rPr>
+        <w:t xml:space="preserve"> = Then part (result) </w:t>
+      </w:r>
+    </w:p>
+    <w:p>
+      <w:pPr>
+        <w:rPr>
+          <w:rFonts w:ascii="Times New Roman" w:hAnsi="Times New Roman" w:cs="Times New Roman"/>
+          <w:b/>
+          <w:bCs/>
+          <w:sz w:val="18"/>
+          <w:szCs w:val="18"/>
+        </w:rPr>
+      </w:pPr>
+      <w:proofErr w:type="gramStart"/>
+      <w:r>
+        <w:rPr>
+          <w:rFonts w:ascii="Times New Roman" w:hAnsi="Times New Roman" w:cs="Times New Roman"/>
+          <w:b/>
+          <w:bCs/>
+          <w:sz w:val="18"/>
+          <w:szCs w:val="18"/>
+        </w:rPr>
+        <w:t>Example</w:t>
+      </w:r>
+      <w:r>
+        <w:rPr>
+          <w:rFonts w:ascii="Times New Roman" w:hAnsi="Times New Roman" w:cs="Times New Roman"/>
+          <w:b/>
+          <w:bCs/>
+          <w:sz w:val="18"/>
+          <w:szCs w:val="18"/>
+        </w:rPr>
+        <w:t xml:space="preserve"> :</w:t>
+      </w:r>
+      <w:proofErr w:type="gramEnd"/>
+      <w:r>
+        <w:rPr>
+          <w:rFonts w:ascii="Times New Roman" w:hAnsi="Times New Roman" w:cs="Times New Roman"/>
+          <w:b/>
+          <w:bCs/>
+          <w:sz w:val="18"/>
+          <w:szCs w:val="18"/>
+        </w:rPr>
+        <w:t xml:space="preserve"> </w:t>
+      </w:r>
+      <m:oMath>
+        <m:r>
+          <w:rPr>
+            <w:rFonts w:ascii="Cambria Math" w:hAnsi="Cambria Math" w:cs="Times New Roman"/>
+            <w:sz w:val="18"/>
+            <w:szCs w:val="18"/>
+          </w:rPr>
+          <m:t>Bread→Butter</m:t>
+        </m:r>
+        <m:r>
+          <w:rPr>
+            <w:rFonts w:ascii="Times New Roman" w:hAnsi="Times New Roman" w:cs="Times New Roman"/>
+            <w:sz w:val="18"/>
+            <w:szCs w:val="18"/>
+          </w:rPr>
+          <w:br/>
+        </m:r>
+      </m:oMath>
+      <w:r>
+        <w:rPr>
+          <w:rFonts w:ascii="Times New Roman" w:hAnsi="Times New Roman" w:cs="Times New Roman"/>
+          <w:sz w:val="18"/>
+          <w:szCs w:val="18"/>
+        </w:rPr>
+        <w:t>Meaning: Customers who buy bread are likely to buy butter.</w:t>
+      </w:r>
+    </w:p>
+    <w:p>
+      <w:pPr>
+        <w:rPr>
+          <w:rFonts w:ascii="Times New Roman" w:hAnsi="Times New Roman" w:cs="Times New Roman"/>
+          <w:b/>
+          <w:bCs/>
+          <w:sz w:val="18"/>
+          <w:szCs w:val="18"/>
+        </w:rPr>
+      </w:pPr>
+      <w:r>
+        <w:rPr>
+          <w:rFonts w:ascii="Times New Roman" w:hAnsi="Times New Roman" w:cs="Times New Roman"/>
+          <w:b/>
+          <w:bCs/>
+          <w:sz w:val="18"/>
+          <w:szCs w:val="18"/>
+        </w:rPr>
+        <w:t>Measures of Association Rules</w:t>
+      </w:r>
+    </w:p>
+    <w:p>
+      <w:pPr>
+        <w:rPr>
+          <w:rFonts w:ascii="Times New Roman" w:hAnsi="Times New Roman" w:cs="Times New Roman"/>
+          <w:b/>
+          <w:bCs/>
+          <w:sz w:val="18"/>
+          <w:szCs w:val="18"/>
+        </w:rPr>
+      </w:pPr>
+      <w:r>
+        <w:rPr>
+          <w:rFonts w:ascii="Times New Roman" w:hAnsi="Times New Roman" w:cs="Times New Roman"/>
+          <w:b/>
+          <w:bCs/>
+          <w:sz w:val="18"/>
+          <w:szCs w:val="18"/>
+        </w:rPr>
+        <w:t>1. Support</w:t>
+      </w:r>
+    </w:p>
+    <w:p>
+      <w:pPr>
+        <w:rPr>
+          <w:rFonts w:ascii="Times New Roman" w:hAnsi="Times New Roman" w:cs="Times New Roman"/>
+          <w:sz w:val="18"/>
+          <w:szCs w:val="18"/>
+        </w:rPr>
+      </w:pPr>
+      <w:r>
+        <w:rPr>
+          <w:rFonts w:ascii="Times New Roman" w:hAnsi="Times New Roman" w:cs="Times New Roman"/>
+          <w:sz w:val="18"/>
+          <w:szCs w:val="18"/>
+        </w:rPr>
+        <w:t>Measures how frequently an itemset appears in the dataset.</w:t>
       </w:r>
     </w:p>
     <w:p>
@@ -8409,243 +7365,6 @@
               <w:sz w:val="18"/>
               <w:szCs w:val="18"/>
             </w:rPr>
-            <m:t>X→Y</m:t>
-          </m:r>
-          <m:r>
-            <w:rPr>
-              <w:rFonts w:ascii="Times New Roman" w:hAnsi="Times New Roman" w:cs="Times New Roman"/>
-              <w:i/>
-              <w:sz w:val="18"/>
-              <w:szCs w:val="18"/>
-            </w:rPr>
-            <w:br/>
-          </m:r>
-        </m:oMath>
-      </m:oMathPara>
-    </w:p>
-    <w:p>
-      <w:pPr>
-        <w:rPr>
-          <w:rFonts w:ascii="Times New Roman" w:hAnsi="Times New Roman" w:cs="Times New Roman"/>
-          <w:sz w:val="18"/>
-          <w:szCs w:val="18"/>
-        </w:rPr>
-      </w:pPr>
-      <w:r>
-        <w:rPr>
-          <w:rFonts w:ascii="Times New Roman" w:hAnsi="Times New Roman" w:cs="Times New Roman"/>
-          <w:sz w:val="18"/>
-          <w:szCs w:val="18"/>
-        </w:rPr>
-        <w:t>Where:</w:t>
-      </w:r>
-    </w:p>
-    <w:p>
-      <w:pPr>
-        <w:numPr>
-          <w:ilvl w:val="0"/>
-          <w:numId w:val="52"/>
-        </w:numPr>
-        <w:rPr>
-          <w:rFonts w:ascii="Times New Roman" w:hAnsi="Times New Roman" w:cs="Times New Roman"/>
-          <w:sz w:val="18"/>
-          <w:szCs w:val="18"/>
-        </w:rPr>
-      </w:pPr>
-      <w:r>
-        <w:rPr>
-          <w:rFonts w:ascii="Times New Roman" w:hAnsi="Times New Roman" w:cs="Times New Roman"/>
-          <w:b/>
-          <w:bCs/>
-          <w:sz w:val="18"/>
-          <w:szCs w:val="18"/>
-        </w:rPr>
-        <w:t>X (Antecedent)</w:t>
-      </w:r>
-      <w:r>
-        <w:rPr>
-          <w:rFonts w:ascii="Times New Roman" w:hAnsi="Times New Roman" w:cs="Times New Roman"/>
-          <w:sz w:val="18"/>
-          <w:szCs w:val="18"/>
-        </w:rPr>
-        <w:t xml:space="preserve"> = If part (condition) </w:t>
-      </w:r>
-    </w:p>
-    <w:p>
-      <w:pPr>
-        <w:numPr>
-          <w:ilvl w:val="0"/>
-          <w:numId w:val="52"/>
-        </w:numPr>
-        <w:rPr>
-          <w:rFonts w:ascii="Times New Roman" w:hAnsi="Times New Roman" w:cs="Times New Roman"/>
-          <w:sz w:val="18"/>
-          <w:szCs w:val="18"/>
-        </w:rPr>
-      </w:pPr>
-      <w:r>
-        <w:rPr>
-          <w:rFonts w:ascii="Times New Roman" w:hAnsi="Times New Roman" w:cs="Times New Roman"/>
-          <w:b/>
-          <w:bCs/>
-          <w:sz w:val="18"/>
-          <w:szCs w:val="18"/>
-        </w:rPr>
-        <w:t>Y (Consequent)</w:t>
-      </w:r>
-      <w:r>
-        <w:rPr>
-          <w:rFonts w:ascii="Times New Roman" w:hAnsi="Times New Roman" w:cs="Times New Roman"/>
-          <w:sz w:val="18"/>
-          <w:szCs w:val="18"/>
-        </w:rPr>
-        <w:t xml:space="preserve"> = Then part (result) </w:t>
-      </w:r>
-    </w:p>
-    <w:p>
-      <w:pPr>
-        <w:rPr>
-          <w:rFonts w:ascii="Times New Roman" w:hAnsi="Times New Roman" w:cs="Times New Roman"/>
-          <w:b/>
-          <w:bCs/>
-          <w:sz w:val="18"/>
-          <w:szCs w:val="18"/>
-        </w:rPr>
-      </w:pPr>
-      <w:r>
-        <w:rPr>
-          <w:rFonts w:ascii="Times New Roman" w:hAnsi="Times New Roman" w:cs="Times New Roman"/>
-          <w:b/>
-          <w:bCs/>
-          <w:sz w:val="18"/>
-          <w:szCs w:val="18"/>
-        </w:rPr>
-        <w:t>Example</w:t>
-      </w:r>
-    </w:p>
-    <w:p>
-      <w:pPr>
-        <w:rPr>
-          <w:rFonts w:ascii="Times New Roman" w:hAnsi="Times New Roman" w:cs="Times New Roman"/>
-          <w:sz w:val="18"/>
-          <w:szCs w:val="18"/>
-        </w:rPr>
-      </w:pPr>
-      <m:oMathPara>
-        <m:oMath>
-          <m:r>
-            <w:rPr>
-              <w:rFonts w:ascii="Cambria Math" w:hAnsi="Cambria Math" w:cs="Times New Roman"/>
-              <w:sz w:val="18"/>
-              <w:szCs w:val="18"/>
-            </w:rPr>
-            <m:t>Bread→Butter</m:t>
-          </m:r>
-          <m:r>
-            <w:rPr>
-              <w:rFonts w:ascii="Times New Roman" w:hAnsi="Times New Roman" w:cs="Times New Roman"/>
-              <w:i/>
-              <w:sz w:val="18"/>
-              <w:szCs w:val="18"/>
-            </w:rPr>
-            <w:br/>
-          </m:r>
-        </m:oMath>
-      </m:oMathPara>
-    </w:p>
-    <w:p>
-      <w:pPr>
-        <w:rPr>
-          <w:rFonts w:ascii="Times New Roman" w:hAnsi="Times New Roman" w:cs="Times New Roman"/>
-          <w:sz w:val="18"/>
-          <w:szCs w:val="18"/>
-        </w:rPr>
-      </w:pPr>
-      <w:r>
-        <w:rPr>
-          <w:rFonts w:ascii="Times New Roman" w:hAnsi="Times New Roman" w:cs="Times New Roman"/>
-          <w:sz w:val="18"/>
-          <w:szCs w:val="18"/>
-        </w:rPr>
-        <w:t>Meaning: Customers who buy bread are likely to buy butter.</w:t>
-      </w:r>
-    </w:p>
-    <w:p>
-      <w:pPr>
-        <w:rPr>
-          <w:rFonts w:ascii="Times New Roman" w:hAnsi="Times New Roman" w:cs="Times New Roman"/>
-          <w:b/>
-          <w:bCs/>
-          <w:sz w:val="18"/>
-          <w:szCs w:val="18"/>
-        </w:rPr>
-      </w:pPr>
-      <w:r>
-        <w:rPr>
-          <w:rFonts w:ascii="Times New Roman" w:hAnsi="Times New Roman" w:cs="Times New Roman"/>
-          <w:b/>
-          <w:bCs/>
-          <w:sz w:val="18"/>
-          <w:szCs w:val="18"/>
-        </w:rPr>
-        <w:t>Measures of Association Rules</w:t>
-      </w:r>
-    </w:p>
-    <w:p>
-      <w:pPr>
-        <w:rPr>
-          <w:rFonts w:ascii="Times New Roman" w:hAnsi="Times New Roman" w:cs="Times New Roman"/>
-          <w:b/>
-          <w:bCs/>
-          <w:sz w:val="18"/>
-          <w:szCs w:val="18"/>
-        </w:rPr>
-      </w:pPr>
-      <w:r>
-        <w:rPr>
-          <w:rFonts w:ascii="Times New Roman" w:hAnsi="Times New Roman" w:cs="Times New Roman"/>
-          <w:b/>
-          <w:bCs/>
-          <w:sz w:val="18"/>
-          <w:szCs w:val="18"/>
-        </w:rPr>
-        <w:t>1. Support</w:t>
-      </w:r>
-    </w:p>
-    <w:p>
-      <w:pPr>
-        <w:rPr>
-          <w:rFonts w:ascii="Times New Roman" w:hAnsi="Times New Roman" w:cs="Times New Roman"/>
-          <w:sz w:val="18"/>
-          <w:szCs w:val="18"/>
-        </w:rPr>
-      </w:pPr>
-      <w:r>
-        <w:rPr>
-          <w:rFonts w:ascii="Times New Roman" w:hAnsi="Times New Roman" w:cs="Times New Roman"/>
-          <w:sz w:val="18"/>
-          <w:szCs w:val="18"/>
-        </w:rPr>
-        <w:t>Measures how frequently an itemset appears in the dataset.</w:t>
-      </w:r>
-    </w:p>
-    <w:p>
-      <w:pPr>
-        <w:rPr>
-          <w:rFonts w:ascii="Times New Roman" w:hAnsi="Times New Roman" w:cs="Times New Roman"/>
-          <w:sz w:val="18"/>
-          <w:szCs w:val="18"/>
-        </w:rPr>
-      </w:pPr>
-      <m:oMathPara>
-        <m:oMath>
-          <m:r>
-            <w:rPr>
-              <w:rFonts w:ascii="Cambria Math" w:hAnsi="Cambria Math" w:cs="Times New Roman"/>
-              <w:sz w:val="18"/>
-              <w:szCs w:val="18"/>
-            </w:rPr>
-            <w:lastRenderedPageBreak/>
             <m:t>Support(X→Y)=</m:t>
           </m:r>
           <m:f>
@@ -8775,6 +7494,9 @@
             </m:den>
           </m:f>
           <m:r>
+            <m:rPr>
+              <m:sty m:val="p"/>
+            </m:rPr>
             <w:rPr>
               <w:rFonts w:ascii="Times New Roman" w:hAnsi="Times New Roman" w:cs="Times New Roman"/>
               <w:sz w:val="18"/>
@@ -8929,6 +7651,7 @@
               <w:sz w:val="18"/>
               <w:szCs w:val="18"/>
             </w:rPr>
+            <w:lastRenderedPageBreak/>
             <m:t>Lift=</m:t>
           </m:r>
           <m:f>
@@ -8963,6 +7686,9 @@
             </m:den>
           </m:f>
           <m:r>
+            <m:rPr>
+              <m:sty m:val="p"/>
+            </m:rPr>
             <w:rPr>
               <w:rFonts w:ascii="Times New Roman" w:hAnsi="Times New Roman" w:cs="Times New Roman"/>
               <w:sz w:val="18"/>
@@ -9252,150 +7978,6 @@
           <w:sz w:val="18"/>
           <w:szCs w:val="18"/>
         </w:rPr>
-        <w:t>Applications</w:t>
-      </w:r>
-    </w:p>
-    <w:p>
-      <w:pPr>
-        <w:numPr>
-          <w:ilvl w:val="0"/>
-          <w:numId w:val="55"/>
-        </w:numPr>
-        <w:rPr>
-          <w:rFonts w:ascii="Times New Roman" w:hAnsi="Times New Roman" w:cs="Times New Roman"/>
-          <w:sz w:val="18"/>
-          <w:szCs w:val="18"/>
-        </w:rPr>
-      </w:pPr>
-      <w:r>
-        <w:rPr>
-          <w:rFonts w:ascii="Times New Roman" w:hAnsi="Times New Roman" w:cs="Times New Roman"/>
-          <w:sz w:val="18"/>
-          <w:szCs w:val="18"/>
-        </w:rPr>
-        <w:t xml:space="preserve">Market Basket Analysis </w:t>
-      </w:r>
-    </w:p>
-    <w:p>
-      <w:pPr>
-        <w:numPr>
-          <w:ilvl w:val="0"/>
-          <w:numId w:val="55"/>
-        </w:numPr>
-        <w:rPr>
-          <w:rFonts w:ascii="Times New Roman" w:hAnsi="Times New Roman" w:cs="Times New Roman"/>
-          <w:sz w:val="18"/>
-          <w:szCs w:val="18"/>
-        </w:rPr>
-      </w:pPr>
-      <w:r>
-        <w:rPr>
-          <w:rFonts w:ascii="Times New Roman" w:hAnsi="Times New Roman" w:cs="Times New Roman"/>
-          <w:sz w:val="18"/>
-          <w:szCs w:val="18"/>
-        </w:rPr>
-        <w:t xml:space="preserve">Product Recommendation </w:t>
-      </w:r>
-    </w:p>
-    <w:p>
-      <w:pPr>
-        <w:numPr>
-          <w:ilvl w:val="0"/>
-          <w:numId w:val="55"/>
-        </w:numPr>
-        <w:rPr>
-          <w:rFonts w:ascii="Times New Roman" w:hAnsi="Times New Roman" w:cs="Times New Roman"/>
-          <w:sz w:val="18"/>
-          <w:szCs w:val="18"/>
-        </w:rPr>
-      </w:pPr>
-      <w:r>
-        <w:rPr>
-          <w:rFonts w:ascii="Times New Roman" w:hAnsi="Times New Roman" w:cs="Times New Roman"/>
-          <w:sz w:val="18"/>
-          <w:szCs w:val="18"/>
-        </w:rPr>
-        <w:t xml:space="preserve">Cross Selling </w:t>
-      </w:r>
-    </w:p>
-    <w:p>
-      <w:pPr>
-        <w:numPr>
-          <w:ilvl w:val="0"/>
-          <w:numId w:val="55"/>
-        </w:numPr>
-        <w:rPr>
-          <w:rFonts w:ascii="Times New Roman" w:hAnsi="Times New Roman" w:cs="Times New Roman"/>
-          <w:sz w:val="18"/>
-          <w:szCs w:val="18"/>
-        </w:rPr>
-      </w:pPr>
-      <w:r>
-        <w:rPr>
-          <w:rFonts w:ascii="Times New Roman" w:hAnsi="Times New Roman" w:cs="Times New Roman"/>
-          <w:sz w:val="18"/>
-          <w:szCs w:val="18"/>
-        </w:rPr>
-        <w:t xml:space="preserve">Customer </w:t>
-      </w:r>
-      <w:proofErr w:type="spellStart"/>
-      <w:r>
-        <w:rPr>
-          <w:rFonts w:ascii="Times New Roman" w:hAnsi="Times New Roman" w:cs="Times New Roman"/>
-          <w:sz w:val="18"/>
-          <w:szCs w:val="18"/>
-        </w:rPr>
-        <w:t>Behavior</w:t>
-      </w:r>
-      <w:proofErr w:type="spellEnd"/>
-      <w:r>
-        <w:rPr>
-          <w:rFonts w:ascii="Times New Roman" w:hAnsi="Times New Roman" w:cs="Times New Roman"/>
-          <w:sz w:val="18"/>
-          <w:szCs w:val="18"/>
-        </w:rPr>
-        <w:t xml:space="preserve"> Analysis </w:t>
-      </w:r>
-    </w:p>
-    <w:p>
-      <w:pPr>
-        <w:numPr>
-          <w:ilvl w:val="0"/>
-          <w:numId w:val="55"/>
-        </w:numPr>
-        <w:rPr>
-          <w:rFonts w:ascii="Times New Roman" w:hAnsi="Times New Roman" w:cs="Times New Roman"/>
-          <w:sz w:val="18"/>
-          <w:szCs w:val="18"/>
-        </w:rPr>
-      </w:pPr>
-      <w:r>
-        <w:rPr>
-          <w:rFonts w:ascii="Times New Roman" w:hAnsi="Times New Roman" w:cs="Times New Roman"/>
-          <w:sz w:val="18"/>
-          <w:szCs w:val="18"/>
-        </w:rPr>
-        <w:t xml:space="preserve">Inventory Planning </w:t>
-      </w:r>
-    </w:p>
-    <w:p>
-      <w:pPr>
-        <w:rPr>
-          <w:rFonts w:ascii="Times New Roman" w:hAnsi="Times New Roman" w:cs="Times New Roman"/>
-          <w:b/>
-          <w:bCs/>
-          <w:sz w:val="18"/>
-          <w:szCs w:val="18"/>
-        </w:rPr>
-      </w:pPr>
-      <w:r>
-        <w:rPr>
-          <w:rFonts w:ascii="Times New Roman" w:hAnsi="Times New Roman" w:cs="Times New Roman"/>
-          <w:b/>
-          <w:bCs/>
-          <w:sz w:val="18"/>
-          <w:szCs w:val="18"/>
-        </w:rPr>
         <w:t>Advantages</w:t>
       </w:r>
     </w:p>
@@ -9600,15 +8182,7 @@
           <w:sz w:val="18"/>
           <w:szCs w:val="18"/>
         </w:rPr>
-        <w:t xml:space="preserve"> and generate association </w:t>
-      </w:r>
-      <w:r>
-        <w:rPr>
-          <w:rFonts w:ascii="Times New Roman" w:hAnsi="Times New Roman" w:cs="Times New Roman"/>
-          <w:sz w:val="18"/>
-          <w:szCs w:val="18"/>
-        </w:rPr>
-        <w:t xml:space="preserve">rules from transaction </w:t>
+        <w:t xml:space="preserve"> and generate association rules from transaction </w:t>
       </w:r>
       <w:proofErr w:type="spellStart"/>
       <w:proofErr w:type="gramStart"/>
@@ -9663,15 +8237,7 @@
           <w:sz w:val="18"/>
           <w:szCs w:val="18"/>
         </w:rPr>
-        <w:t xml:space="preserve"> Principle:</w:t>
-      </w:r>
-      <w:r>
-        <w:rPr>
-          <w:rFonts w:ascii="Times New Roman" w:hAnsi="Times New Roman" w:cs="Times New Roman"/>
-          <w:sz w:val="18"/>
-          <w:szCs w:val="18"/>
-        </w:rPr>
-        <w:t xml:space="preserve"> </w:t>
+        <w:t xml:space="preserve"> Principle: </w:t>
       </w:r>
       <w:r>
         <w:rPr>
@@ -9747,15 +8313,16 @@
         </w:rPr>
         <w:t>Step 1: Scan Database</w:t>
       </w:r>
-    </w:p>
-    <w:p>
-      <w:pPr>
-        <w:rPr>
-          <w:rFonts w:ascii="Times New Roman" w:hAnsi="Times New Roman" w:cs="Times New Roman"/>
-          <w:sz w:val="18"/>
-          <w:szCs w:val="18"/>
-        </w:rPr>
-      </w:pPr>
+      <w:r>
+        <w:rPr>
+          <w:rFonts w:ascii="Times New Roman" w:hAnsi="Times New Roman" w:cs="Times New Roman"/>
+          <w:b/>
+          <w:bCs/>
+          <w:sz w:val="18"/>
+          <w:szCs w:val="18"/>
+        </w:rPr>
+        <w:t xml:space="preserve">- </w:t>
+      </w:r>
       <w:r>
         <w:rPr>
           <w:rFonts w:ascii="Times New Roman" w:hAnsi="Times New Roman" w:cs="Times New Roman"/>
@@ -14936,9 +13503,9 @@
       <w:lvlJc w:val="left"/>
       <w:pPr>
         <w:tabs>
-          <w:tab w:val="num" w:pos="502"/>
-        </w:tabs>
-        <w:ind w:left="502" w:hanging="360"/>
+          <w:tab w:val="num" w:pos="360"/>
+        </w:tabs>
+        <w:ind w:left="360" w:hanging="360"/>
       </w:pPr>
       <w:rPr>
         <w:rFonts w:ascii="Symbol" w:hAnsi="Symbol" w:hint="default"/>
@@ -14952,9 +13519,9 @@
       <w:lvlJc w:val="left"/>
       <w:pPr>
         <w:tabs>
-          <w:tab w:val="num" w:pos="1222"/>
-        </w:tabs>
-        <w:ind w:left="1222" w:hanging="360"/>
+          <w:tab w:val="num" w:pos="1080"/>
+        </w:tabs>
+        <w:ind w:left="1080" w:hanging="360"/>
       </w:pPr>
       <w:rPr>
         <w:rFonts w:ascii="Courier New" w:hAnsi="Courier New" w:hint="default"/>
@@ -14968,9 +13535,9 @@
       <w:lvlJc w:val="left"/>
       <w:pPr>
         <w:tabs>
-          <w:tab w:val="num" w:pos="1942"/>
-        </w:tabs>
-        <w:ind w:left="1942" w:hanging="360"/>
+          <w:tab w:val="num" w:pos="1800"/>
+        </w:tabs>
+        <w:ind w:left="1800" w:hanging="360"/>
       </w:pPr>
       <w:rPr>
         <w:rFonts w:ascii="Wingdings" w:hAnsi="Wingdings" w:hint="default"/>
@@ -14984,9 +13551,9 @@
       <w:lvlJc w:val="left"/>
       <w:pPr>
         <w:tabs>
-          <w:tab w:val="num" w:pos="2662"/>
-        </w:tabs>
-        <w:ind w:left="2662" w:hanging="360"/>
+          <w:tab w:val="num" w:pos="2520"/>
+        </w:tabs>
+        <w:ind w:left="2520" w:hanging="360"/>
       </w:pPr>
       <w:rPr>
         <w:rFonts w:ascii="Wingdings" w:hAnsi="Wingdings" w:hint="default"/>
@@ -15000,9 +13567,9 @@
       <w:lvlJc w:val="left"/>
       <w:pPr>
         <w:tabs>
-          <w:tab w:val="num" w:pos="3382"/>
-        </w:tabs>
-        <w:ind w:left="3382" w:hanging="360"/>
+          <w:tab w:val="num" w:pos="3240"/>
+        </w:tabs>
+        <w:ind w:left="3240" w:hanging="360"/>
       </w:pPr>
       <w:rPr>
         <w:rFonts w:ascii="Wingdings" w:hAnsi="Wingdings" w:hint="default"/>
@@ -15016,9 +13583,9 @@
       <w:lvlJc w:val="left"/>
       <w:pPr>
         <w:tabs>
-          <w:tab w:val="num" w:pos="4102"/>
-        </w:tabs>
-        <w:ind w:left="4102" w:hanging="360"/>
+          <w:tab w:val="num" w:pos="3960"/>
+        </w:tabs>
+        <w:ind w:left="3960" w:hanging="360"/>
       </w:pPr>
       <w:rPr>
         <w:rFonts w:ascii="Wingdings" w:hAnsi="Wingdings" w:hint="default"/>
@@ -15032,9 +13599,9 @@
       <w:lvlJc w:val="left"/>
       <w:pPr>
         <w:tabs>
-          <w:tab w:val="num" w:pos="4822"/>
-        </w:tabs>
-        <w:ind w:left="4822" w:hanging="360"/>
+          <w:tab w:val="num" w:pos="4680"/>
+        </w:tabs>
+        <w:ind w:left="4680" w:hanging="360"/>
       </w:pPr>
       <w:rPr>
         <w:rFonts w:ascii="Wingdings" w:hAnsi="Wingdings" w:hint="default"/>
@@ -15048,9 +13615,9 @@
       <w:lvlJc w:val="left"/>
       <w:pPr>
         <w:tabs>
-          <w:tab w:val="num" w:pos="5542"/>
-        </w:tabs>
-        <w:ind w:left="5542" w:hanging="360"/>
+          <w:tab w:val="num" w:pos="5400"/>
+        </w:tabs>
+        <w:ind w:left="5400" w:hanging="360"/>
       </w:pPr>
       <w:rPr>
         <w:rFonts w:ascii="Wingdings" w:hAnsi="Wingdings" w:hint="default"/>
@@ -15064,9 +13631,9 @@
       <w:lvlJc w:val="left"/>
       <w:pPr>
         <w:tabs>
-          <w:tab w:val="num" w:pos="6262"/>
-        </w:tabs>
-        <w:ind w:left="6262" w:hanging="360"/>
+          <w:tab w:val="num" w:pos="6120"/>
+        </w:tabs>
+        <w:ind w:left="6120" w:hanging="360"/>
       </w:pPr>
       <w:rPr>
         <w:rFonts w:ascii="Wingdings" w:hAnsi="Wingdings" w:hint="default"/>
@@ -16503,9 +15070,9 @@
       <w:lvlJc w:val="left"/>
       <w:pPr>
         <w:tabs>
-          <w:tab w:val="num" w:pos="720"/>
-        </w:tabs>
-        <w:ind w:left="720" w:hanging="360"/>
+          <w:tab w:val="num" w:pos="360"/>
+        </w:tabs>
+        <w:ind w:left="360" w:hanging="360"/>
       </w:pPr>
       <w:rPr>
         <w:rFonts w:ascii="Symbol" w:hAnsi="Symbol" w:hint="default"/>
@@ -16519,9 +15086,9 @@
       <w:lvlJc w:val="left"/>
       <w:pPr>
         <w:tabs>
-          <w:tab w:val="num" w:pos="1440"/>
-        </w:tabs>
-        <w:ind w:left="1440" w:hanging="360"/>
+          <w:tab w:val="num" w:pos="1080"/>
+        </w:tabs>
+        <w:ind w:left="1080" w:hanging="360"/>
       </w:pPr>
       <w:rPr>
         <w:rFonts w:ascii="Courier New" w:hAnsi="Courier New" w:hint="default"/>
@@ -16535,9 +15102,9 @@
       <w:lvlJc w:val="left"/>
       <w:pPr>
         <w:tabs>
-          <w:tab w:val="num" w:pos="2160"/>
-        </w:tabs>
-        <w:ind w:left="2160" w:hanging="360"/>
+          <w:tab w:val="num" w:pos="1800"/>
+        </w:tabs>
+        <w:ind w:left="1800" w:hanging="360"/>
       </w:pPr>
       <w:rPr>
         <w:rFonts w:ascii="Wingdings" w:hAnsi="Wingdings" w:hint="default"/>
@@ -16551,9 +15118,9 @@
       <w:lvlJc w:val="left"/>
       <w:pPr>
         <w:tabs>
-          <w:tab w:val="num" w:pos="2880"/>
-        </w:tabs>
-        <w:ind w:left="2880" w:hanging="360"/>
+          <w:tab w:val="num" w:pos="2520"/>
+        </w:tabs>
+        <w:ind w:left="2520" w:hanging="360"/>
       </w:pPr>
       <w:rPr>
         <w:rFonts w:ascii="Wingdings" w:hAnsi="Wingdings" w:hint="default"/>
@@ -16567,9 +15134,9 @@
       <w:lvlJc w:val="left"/>
       <w:pPr>
         <w:tabs>
-          <w:tab w:val="num" w:pos="3600"/>
-        </w:tabs>
-        <w:ind w:left="3600" w:hanging="360"/>
+          <w:tab w:val="num" w:pos="3240"/>
+        </w:tabs>
+        <w:ind w:left="3240" w:hanging="360"/>
       </w:pPr>
       <w:rPr>
         <w:rFonts w:ascii="Wingdings" w:hAnsi="Wingdings" w:hint="default"/>
@@ -16583,9 +15150,9 @@
       <w:lvlJc w:val="left"/>
       <w:pPr>
         <w:tabs>
-          <w:tab w:val="num" w:pos="4320"/>
-        </w:tabs>
-        <w:ind w:left="4320" w:hanging="360"/>
+          <w:tab w:val="num" w:pos="3960"/>
+        </w:tabs>
+        <w:ind w:left="3960" w:hanging="360"/>
       </w:pPr>
       <w:rPr>
         <w:rFonts w:ascii="Wingdings" w:hAnsi="Wingdings" w:hint="default"/>
@@ -16599,9 +15166,9 @@
       <w:lvlJc w:val="left"/>
       <w:pPr>
         <w:tabs>
-          <w:tab w:val="num" w:pos="5040"/>
-        </w:tabs>
-        <w:ind w:left="5040" w:hanging="360"/>
+          <w:tab w:val="num" w:pos="4680"/>
+        </w:tabs>
+        <w:ind w:left="4680" w:hanging="360"/>
       </w:pPr>
       <w:rPr>
         <w:rFonts w:ascii="Wingdings" w:hAnsi="Wingdings" w:hint="default"/>
@@ -16615,9 +15182,9 @@
       <w:lvlJc w:val="left"/>
       <w:pPr>
         <w:tabs>
-          <w:tab w:val="num" w:pos="5760"/>
-        </w:tabs>
-        <w:ind w:left="5760" w:hanging="360"/>
+          <w:tab w:val="num" w:pos="5400"/>
+        </w:tabs>
+        <w:ind w:left="5400" w:hanging="360"/>
       </w:pPr>
       <w:rPr>
         <w:rFonts w:ascii="Wingdings" w:hAnsi="Wingdings" w:hint="default"/>
@@ -16631,9 +15198,9 @@
       <w:lvlJc w:val="left"/>
       <w:pPr>
         <w:tabs>
-          <w:tab w:val="num" w:pos="6480"/>
-        </w:tabs>
-        <w:ind w:left="6480" w:hanging="360"/>
+          <w:tab w:val="num" w:pos="6120"/>
+        </w:tabs>
+        <w:ind w:left="6120" w:hanging="360"/>
       </w:pPr>
       <w:rPr>
         <w:rFonts w:ascii="Wingdings" w:hAnsi="Wingdings" w:hint="default"/>
@@ -16652,9 +15219,9 @@
       <w:lvlJc w:val="left"/>
       <w:pPr>
         <w:tabs>
-          <w:tab w:val="num" w:pos="720"/>
-        </w:tabs>
-        <w:ind w:left="720" w:hanging="360"/>
+          <w:tab w:val="num" w:pos="360"/>
+        </w:tabs>
+        <w:ind w:left="360" w:hanging="360"/>
       </w:pPr>
       <w:rPr>
         <w:rFonts w:ascii="Symbol" w:hAnsi="Symbol" w:hint="default"/>
@@ -16668,9 +15235,9 @@
       <w:lvlJc w:val="left"/>
       <w:pPr>
         <w:tabs>
-          <w:tab w:val="num" w:pos="1440"/>
-        </w:tabs>
-        <w:ind w:left="1440" w:hanging="360"/>
+          <w:tab w:val="num" w:pos="1080"/>
+        </w:tabs>
+        <w:ind w:left="1080" w:hanging="360"/>
       </w:pPr>
       <w:rPr>
         <w:rFonts w:ascii="Courier New" w:hAnsi="Courier New" w:hint="default"/>
@@ -16684,9 +15251,9 @@
       <w:lvlJc w:val="left"/>
       <w:pPr>
         <w:tabs>
-          <w:tab w:val="num" w:pos="2160"/>
-        </w:tabs>
-        <w:ind w:left="2160" w:hanging="360"/>
+          <w:tab w:val="num" w:pos="1800"/>
+        </w:tabs>
+        <w:ind w:left="1800" w:hanging="360"/>
       </w:pPr>
       <w:rPr>
         <w:rFonts w:ascii="Wingdings" w:hAnsi="Wingdings" w:hint="default"/>
@@ -16700,9 +15267,9 @@
       <w:lvlJc w:val="left"/>
       <w:pPr>
         <w:tabs>
-          <w:tab w:val="num" w:pos="2880"/>
-        </w:tabs>
-        <w:ind w:left="2880" w:hanging="360"/>
+          <w:tab w:val="num" w:pos="2520"/>
+        </w:tabs>
+        <w:ind w:left="2520" w:hanging="360"/>
       </w:pPr>
       <w:rPr>
         <w:rFonts w:ascii="Wingdings" w:hAnsi="Wingdings" w:hint="default"/>
@@ -16716,9 +15283,9 @@
       <w:lvlJc w:val="left"/>
       <w:pPr>
         <w:tabs>
-          <w:tab w:val="num" w:pos="3600"/>
-        </w:tabs>
-        <w:ind w:left="3600" w:hanging="360"/>
+          <w:tab w:val="num" w:pos="3240"/>
+        </w:tabs>
+        <w:ind w:left="3240" w:hanging="360"/>
       </w:pPr>
       <w:rPr>
         <w:rFonts w:ascii="Wingdings" w:hAnsi="Wingdings" w:hint="default"/>
@@ -16732,9 +15299,9 @@
       <w:lvlJc w:val="left"/>
       <w:pPr>
         <w:tabs>
-          <w:tab w:val="num" w:pos="4320"/>
-        </w:tabs>
-        <w:ind w:left="4320" w:hanging="360"/>
+          <w:tab w:val="num" w:pos="3960"/>
+        </w:tabs>
+        <w:ind w:left="3960" w:hanging="360"/>
       </w:pPr>
       <w:rPr>
         <w:rFonts w:ascii="Wingdings" w:hAnsi="Wingdings" w:hint="default"/>
@@ -16748,9 +15315,9 @@
       <w:lvlJc w:val="left"/>
       <w:pPr>
         <w:tabs>
-          <w:tab w:val="num" w:pos="5040"/>
-        </w:tabs>
-        <w:ind w:left="5040" w:hanging="360"/>
+          <w:tab w:val="num" w:pos="4680"/>
+        </w:tabs>
+        <w:ind w:left="4680" w:hanging="360"/>
       </w:pPr>
       <w:rPr>
         <w:rFonts w:ascii="Wingdings" w:hAnsi="Wingdings" w:hint="default"/>
@@ -16764,9 +15331,9 @@
       <w:lvlJc w:val="left"/>
       <w:pPr>
         <w:tabs>
-          <w:tab w:val="num" w:pos="5760"/>
-        </w:tabs>
-        <w:ind w:left="5760" w:hanging="360"/>
+          <w:tab w:val="num" w:pos="5400"/>
+        </w:tabs>
+        <w:ind w:left="5400" w:hanging="360"/>
       </w:pPr>
       <w:rPr>
         <w:rFonts w:ascii="Wingdings" w:hAnsi="Wingdings" w:hint="default"/>
@@ -16780,9 +15347,9 @@
       <w:lvlJc w:val="left"/>
       <w:pPr>
         <w:tabs>
-          <w:tab w:val="num" w:pos="6480"/>
-        </w:tabs>
-        <w:ind w:left="6480" w:hanging="360"/>
+          <w:tab w:val="num" w:pos="6120"/>
+        </w:tabs>
+        <w:ind w:left="6120" w:hanging="360"/>
       </w:pPr>
       <w:rPr>
         <w:rFonts w:ascii="Wingdings" w:hAnsi="Wingdings" w:hint="default"/>
@@ -20394,6 +18961,19 @@
       <w:color w:val="666666"/>
     </w:rPr>
   </w:style>
+  <w:style w:type="paragraph" w:styleId="NormalWeb">
+    <w:name w:val="Normal (Web)"/>
+    <w:basedOn w:val="Normal"/>
+    <w:uiPriority w:val="99"/>
+    <w:semiHidden/>
+    <w:unhideWhenUsed/>
+    <w:rsid w:val="00EF23AB"/>
+    <w:rPr>
+      <w:rFonts w:ascii="Times New Roman" w:hAnsi="Times New Roman" w:cs="Times New Roman"/>
+      <w:sz w:val="24"/>
+      <w:szCs w:val="24"/>
+    </w:rPr>
+  </w:style>
 </w:styles>
 </file>
 
